--- a/Backend/Director_Disclosure/Output_Disclosures/2024-25/DHAMRA_INFRASTRUCTURE_LIMITED/MBP-1/MBP1_PRANAV_CHOUDHARY_08123475.docx
+++ b/Backend/Director_Disclosure/Output_Disclosures/2024-25/DHAMRA_INFRASTRUCTURE_LIMITED/MBP-1/MBP1_PRANAV_CHOUDHARY_08123475.docx
@@ -93,332 +93,17 @@
     </w:p>
     <w:p>
       <w:pPr>
-        <w:spacing w:before="0" w:after="0"/>
-        <w:jc w:val="left"/>
-      </w:pPr>
-      <w:r>
-        <w:rPr>
-          <w:rFonts w:ascii="Adani" w:hAnsi="Adani"/>
-          <w:b w:val="0"/>
-          <w:sz w:val="20"/>
-          <w:u w:val="none"/>
-        </w:rPr>
-        <w:t>GOPALPUR PORTS LIMITED</w:t>
-      </w:r>
-    </w:p>
-    <w:p>
-      <w:pPr>
-        <w:spacing w:before="0" w:after="0"/>
-        <w:jc w:val="left"/>
-      </w:pPr>
-      <w:r>
-        <w:rPr>
-          <w:rFonts w:ascii="Adani" w:hAnsi="Adani"/>
-          <w:b w:val="0"/>
-          <w:sz w:val="20"/>
-          <w:u w:val="none"/>
-        </w:rPr>
-        <w:t>MARINE INFRASTRUCTURE DEVELOPER PRIVATE LIMITED</w:t>
-      </w:r>
-    </w:p>
-    <w:p>
-      <w:pPr>
-        <w:spacing w:before="0" w:after="0"/>
-        <w:jc w:val="left"/>
-      </w:pPr>
-      <w:r>
-        <w:rPr>
-          <w:rFonts w:ascii="Adani" w:hAnsi="Adani"/>
-          <w:b w:val="0"/>
-          <w:sz w:val="20"/>
-          <w:u w:val="none"/>
-        </w:rPr>
-        <w:t>KARAIKAL PORT PRIVATE LIMITED</w:t>
-      </w:r>
-    </w:p>
-    <w:p>
-      <w:pPr>
-        <w:spacing w:before="0" w:after="0"/>
-        <w:jc w:val="left"/>
-      </w:pPr>
-      <w:r>
-        <w:rPr>
-          <w:rFonts w:ascii="Adani" w:hAnsi="Adani"/>
-          <w:b w:val="0"/>
-          <w:sz w:val="20"/>
-          <w:u w:val="none"/>
-        </w:rPr>
-        <w:t>ADANI KRISHNAPATNAM PORT LIMITED</w:t>
-      </w:r>
-    </w:p>
-    <w:p>
-      <w:pPr>
-        <w:spacing w:before="0" w:after="0"/>
-        <w:jc w:val="left"/>
-      </w:pPr>
-      <w:r>
-        <w:rPr>
-          <w:rFonts w:ascii="Adani" w:hAnsi="Adani"/>
-          <w:b w:val="0"/>
-          <w:sz w:val="20"/>
-          <w:u w:val="none"/>
-        </w:rPr>
-        <w:t>ADANI PETRONET (DAHEJ) PORT LIMITED</w:t>
-      </w:r>
-    </w:p>
-    <w:p>
-      <w:pPr>
-        <w:spacing w:before="0" w:after="0"/>
-        <w:jc w:val="left"/>
-      </w:pPr>
-      <w:r>
-        <w:rPr>
-          <w:rFonts w:ascii="Adani" w:hAnsi="Adani"/>
-          <w:b w:val="0"/>
-          <w:sz w:val="20"/>
-          <w:u w:val="none"/>
-        </w:rPr>
-        <w:t>ADANI HAZIRA PORT LIMITED</w:t>
-      </w:r>
-    </w:p>
-    <w:p>
-      <w:pPr>
-        <w:spacing w:before="0" w:after="0"/>
-        <w:jc w:val="left"/>
-      </w:pPr>
-      <w:r>
-        <w:rPr>
-          <w:rFonts w:ascii="Adani" w:hAnsi="Adani"/>
-          <w:b w:val="0"/>
-          <w:sz w:val="20"/>
-          <w:u w:val="none"/>
-        </w:rPr>
-        <w:t>INDIANOIL ADANI VENTURES LIMITED</w:t>
-      </w:r>
-    </w:p>
-    <w:p>
-      <w:pPr>
-        <w:spacing w:before="0" w:after="0"/>
-        <w:jc w:val="left"/>
-      </w:pPr>
-      <w:r>
-        <w:rPr>
-          <w:rFonts w:ascii="Adani" w:hAnsi="Adani"/>
-          <w:b w:val="0"/>
-          <w:sz w:val="20"/>
-          <w:u w:val="none"/>
-        </w:rPr>
-        <w:t>UDANVAT LEASING IFSC LIMITED</w:t>
-      </w:r>
-    </w:p>
-    <w:p>
-      <w:pPr>
-        <w:spacing w:before="0" w:after="0"/>
-        <w:jc w:val="left"/>
-      </w:pPr>
-      <w:r>
-        <w:rPr>
-          <w:rFonts w:ascii="Adani" w:hAnsi="Adani"/>
-          <w:b w:val="0"/>
-          <w:sz w:val="20"/>
-          <w:u w:val="none"/>
-        </w:rPr>
-        <w:t>ADANI VIZAG COAL TERMINAL PRIVATE LIMITED</w:t>
-      </w:r>
-    </w:p>
-    <w:p>
-      <w:pPr>
-        <w:spacing w:before="0" w:after="0"/>
-        <w:jc w:val="left"/>
-      </w:pPr>
-      <w:r>
-        <w:rPr>
-          <w:rFonts w:ascii="Adani" w:hAnsi="Adani"/>
-          <w:b w:val="0"/>
-          <w:sz w:val="20"/>
-          <w:u w:val="none"/>
-        </w:rPr>
-        <w:t>ADANI CMA MUNDRA TERMINAL PRIVATE LIMITED</w:t>
-      </w:r>
-    </w:p>
-    <w:p>
-      <w:pPr>
-        <w:spacing w:before="0" w:after="0"/>
-        <w:jc w:val="left"/>
-      </w:pPr>
-      <w:r>
-        <w:rPr>
-          <w:rFonts w:ascii="Adani" w:hAnsi="Adani"/>
-          <w:b w:val="0"/>
-          <w:sz w:val="20"/>
-          <w:u w:val="none"/>
-        </w:rPr>
-        <w:t>ADANI INTERNATIONAL CONTAINER TERMINAL PRIVATE LIMITED</w:t>
-      </w:r>
-    </w:p>
-    <w:p>
-      <w:pPr>
-        <w:spacing w:before="0" w:after="0"/>
-        <w:jc w:val="left"/>
-      </w:pPr>
-      <w:r>
-        <w:rPr>
-          <w:rFonts w:ascii="Adani" w:hAnsi="Adani"/>
-          <w:b w:val="0"/>
-          <w:sz w:val="20"/>
-          <w:u w:val="none"/>
-        </w:rPr>
-        <w:t>GUJARAT PORTS ASSOCIATION</w:t>
-      </w:r>
-    </w:p>
-    <w:p>
-      <w:pPr>
-        <w:spacing w:before="0" w:after="0"/>
-        <w:jc w:val="left"/>
-      </w:pPr>
-      <w:r>
-        <w:rPr>
-          <w:rFonts w:ascii="Adani" w:hAnsi="Adani"/>
-          <w:b w:val="0"/>
-          <w:sz w:val="20"/>
-          <w:u w:val="none"/>
-        </w:rPr>
-        <w:t>ADANI KATTUPALLI PORT LIMITED</w:t>
-      </w:r>
-    </w:p>
-    <w:p>
-      <w:pPr>
-        <w:spacing w:before="0" w:after="0"/>
-        <w:jc w:val="left"/>
-      </w:pPr>
-      <w:r>
-        <w:rPr>
-          <w:rFonts w:ascii="Adani" w:hAnsi="Adani"/>
-          <w:b w:val="0"/>
-          <w:sz w:val="20"/>
-          <w:u w:val="none"/>
-        </w:rPr>
-        <w:t>ADANI MURMUGAO PORT TERMINAL PRIVATE LIMITED</w:t>
-      </w:r>
-    </w:p>
-    <w:p>
-      <w:pPr>
-        <w:spacing w:before="0" w:after="0"/>
-        <w:jc w:val="left"/>
-      </w:pPr>
-      <w:r>
-        <w:rPr>
-          <w:rFonts w:ascii="Adani" w:hAnsi="Adani"/>
-          <w:b w:val="0"/>
-          <w:sz w:val="20"/>
-          <w:u w:val="none"/>
-        </w:rPr>
-        <w:t>DHOLERA INFRASTRUCTURE PRIVATE LIMITED</w:t>
-      </w:r>
-    </w:p>
-    <w:p>
-      <w:pPr>
-        <w:spacing w:before="0" w:after="0"/>
-        <w:jc w:val="left"/>
-      </w:pPr>
-      <w:r>
-        <w:rPr>
-          <w:rFonts w:ascii="Adani" w:hAnsi="Adani"/>
-          <w:b w:val="0"/>
-          <w:sz w:val="20"/>
-          <w:u w:val="none"/>
-        </w:rPr>
-        <w:t>BLUE STAR REALTORS LIMITED</w:t>
-      </w:r>
-    </w:p>
-    <w:p>
-      <w:pPr>
-        <w:spacing w:before="0" w:after="0"/>
-        <w:jc w:val="left"/>
-      </w:pPr>
-      <w:r>
-        <w:rPr>
-          <w:rFonts w:ascii="Adani" w:hAnsi="Adani"/>
-          <w:b w:val="0"/>
-          <w:sz w:val="20"/>
-          <w:u w:val="none"/>
-        </w:rPr>
-        <w:t>ADANI PORTS TECHNOLOGIES PRIVATE LIMITED</w:t>
-      </w:r>
-    </w:p>
-    <w:p>
-      <w:pPr>
-        <w:spacing w:before="0" w:after="0"/>
-        <w:jc w:val="left"/>
-      </w:pPr>
-      <w:r>
-        <w:rPr>
-          <w:rFonts w:ascii="Adani" w:hAnsi="Adani"/>
-          <w:b w:val="0"/>
-          <w:sz w:val="20"/>
-          <w:u w:val="none"/>
-        </w:rPr>
-        <w:t>HAZIRA INFRASTRUCTURE LIMITED</w:t>
-      </w:r>
-    </w:p>
-    <w:p>
-      <w:pPr>
-        <w:spacing w:before="0" w:after="0"/>
-        <w:jc w:val="left"/>
-      </w:pPr>
-      <w:r>
-        <w:rPr>
-          <w:rFonts w:ascii="Adani" w:hAnsi="Adani"/>
-          <w:b w:val="0"/>
-          <w:sz w:val="20"/>
-          <w:u w:val="none"/>
-        </w:rPr>
-        <w:t>DHAMRA INFRASTRUCTURE LIMITED</w:t>
-      </w:r>
-    </w:p>
-    <w:p>
-      <w:pPr>
-        <w:spacing w:before="0" w:after="0"/>
-        <w:jc w:val="left"/>
-      </w:pPr>
-      <w:r>
-        <w:rPr>
-          <w:rFonts w:ascii="Adani" w:hAnsi="Adani"/>
-          <w:b w:val="0"/>
-          <w:sz w:val="20"/>
-          <w:u w:val="none"/>
-        </w:rPr>
-        <w:t>SHANTI SAGAR INTERNATIONAL DREDGING LIMITED</w:t>
-      </w:r>
-    </w:p>
-    <w:p>
-      <w:pPr>
-        <w:spacing w:before="0" w:after="0"/>
-        <w:jc w:val="left"/>
-      </w:pPr>
-      <w:r>
-        <w:rPr>
-          <w:rFonts w:ascii="Adani" w:hAnsi="Adani"/>
-          <w:b w:val="0"/>
-          <w:sz w:val="20"/>
-          <w:u w:val="none"/>
-        </w:rPr>
-        <w:t>MUNDRA CRUDE OIL TERMINAL LIMITED</w:t>
-      </w:r>
-    </w:p>
-    <w:p>
-      <w:pPr>
         <w:spacing w:before="0" w:after="160"/>
         <w:jc w:val="left"/>
       </w:pPr>
       <w:r>
         <w:rPr>
           <w:rFonts w:ascii="Adani" w:hAnsi="Adani"/>
-          <w:b w:val="0"/>
+          <w:b/>
           <w:sz w:val="20"/>
           <w:u w:val="none"/>
         </w:rPr>
-        <w:t>ADANI WAREHOUSING SERVICES LIMITED</w:t>
+        <w:t>DHAMRA INFRASTRUCTURE LIMITED</w:t>
       </w:r>
     </w:p>
     <w:p>
@@ -1272,7 +957,7 @@
                 <w:sz w:val="18"/>
                 <w:u w:val="none"/>
               </w:rPr>
-              <w:t>ADANI PETRONET (DAHEJ) PORT LIMITED</w:t>
+              <w:t>ADANI HAZIRA PORT LIMITED</w:t>
             </w:r>
           </w:p>
         </w:tc>
@@ -1300,7 +985,7 @@
                 <w:sz w:val="18"/>
                 <w:u w:val="none"/>
               </w:rPr>
-              <w:t>Managing Director</w:t>
+              <w:t>Director</w:t>
             </w:r>
           </w:p>
         </w:tc>
@@ -1414,7 +1099,7 @@
                 <w:sz w:val="18"/>
                 <w:u w:val="none"/>
               </w:rPr>
-              <w:t>ADANI HAZIRA PORT LIMITED</w:t>
+              <w:t>ADANI PETRONET (DAHEJ) PORT LIMITED</w:t>
             </w:r>
           </w:p>
         </w:tc>
@@ -1442,7 +1127,7 @@
                 <w:sz w:val="18"/>
                 <w:u w:val="none"/>
               </w:rPr>
-              <w:t>Director</w:t>
+              <w:t>Managing Director</w:t>
             </w:r>
           </w:p>
         </w:tc>
@@ -1698,148 +1383,6 @@
                 <w:sz w:val="18"/>
                 <w:u w:val="none"/>
               </w:rPr>
-              <w:t>UDANVAT LEASING IFSC LIMITED</w:t>
-            </w:r>
-          </w:p>
-        </w:tc>
-        <w:tc>
-          <w:tcPr>
-            <w:tcW w:type="dxa" w:w="1814"/>
-            <w:shd w:val="clear" w:color="auto" w:fill="FFFFFF"/>
-            <w:tcBorders>
-              <w:top w:val="single" w:sz="4" w:space="0" w:color="000000"/>
-              <w:left w:val="single" w:sz="4" w:space="0" w:color="000000"/>
-              <w:bottom w:val="single" w:sz="4" w:space="0" w:color="000000"/>
-              <w:right w:val="single" w:sz="4" w:space="0" w:color="000000"/>
-            </w:tcBorders>
-            <w:vAlign w:val="center"/>
-          </w:tcPr>
-          <w:p>
-            <w:pPr>
-              <w:spacing w:before="40" w:after="40"/>
-              <w:jc w:val="left"/>
-            </w:pPr>
-            <w:r>
-              <w:rPr>
-                <w:rFonts w:ascii="Adani" w:hAnsi="Adani"/>
-                <w:b w:val="0"/>
-                <w:sz w:val="18"/>
-                <w:u w:val="none"/>
-              </w:rPr>
-              <w:t>Director</w:t>
-            </w:r>
-          </w:p>
-        </w:tc>
-        <w:tc>
-          <w:tcPr>
-            <w:tcW w:type="dxa" w:w="1020"/>
-            <w:shd w:val="clear" w:color="auto" w:fill="FFFFFF"/>
-            <w:tcBorders>
-              <w:top w:val="single" w:sz="4" w:space="0" w:color="000000"/>
-              <w:left w:val="single" w:sz="4" w:space="0" w:color="000000"/>
-              <w:bottom w:val="single" w:sz="4" w:space="0" w:color="000000"/>
-              <w:right w:val="single" w:sz="4" w:space="0" w:color="000000"/>
-            </w:tcBorders>
-            <w:vAlign w:val="center"/>
-          </w:tcPr>
-          <w:p>
-            <w:pPr>
-              <w:spacing w:before="40" w:after="40"/>
-              <w:jc w:val="left"/>
-            </w:pPr>
-            <w:r>
-              <w:rPr>
-                <w:rFonts w:ascii="Adani" w:hAnsi="Adani"/>
-                <w:b w:val="0"/>
-                <w:sz w:val="18"/>
-                <w:u w:val="none"/>
-              </w:rPr>
-              <w:t>NIL</w:t>
-            </w:r>
-          </w:p>
-        </w:tc>
-        <w:tc>
-          <w:tcPr>
-            <w:tcW w:type="dxa" w:w="1247"/>
-            <w:shd w:val="clear" w:color="auto" w:fill="FFFFFF"/>
-            <w:tcBorders>
-              <w:top w:val="single" w:sz="4" w:space="0" w:color="000000"/>
-              <w:left w:val="single" w:sz="4" w:space="0" w:color="000000"/>
-              <w:bottom w:val="single" w:sz="4" w:space="0" w:color="000000"/>
-              <w:right w:val="single" w:sz="4" w:space="0" w:color="000000"/>
-            </w:tcBorders>
-            <w:vAlign w:val="center"/>
-          </w:tcPr>
-          <w:p>
-            <w:pPr>
-              <w:spacing w:before="40" w:after="40"/>
-              <w:jc w:val="left"/>
-            </w:pPr>
-            <w:r>
-              <w:rPr>
-                <w:rFonts w:ascii="Adani" w:hAnsi="Adani"/>
-                <w:b w:val="0"/>
-                <w:sz w:val="18"/>
-                <w:u w:val="none"/>
-              </w:rPr>
-              <w:t>23/10/2023</w:t>
-            </w:r>
-          </w:p>
-        </w:tc>
-      </w:tr>
-      <w:tr>
-        <w:tc>
-          <w:tcPr>
-            <w:tcW w:type="dxa" w:w="680"/>
-            <w:shd w:val="clear" w:color="auto" w:fill="FFFFFF"/>
-            <w:tcBorders>
-              <w:top w:val="single" w:sz="4" w:space="0" w:color="000000"/>
-              <w:left w:val="single" w:sz="4" w:space="0" w:color="000000"/>
-              <w:bottom w:val="single" w:sz="4" w:space="0" w:color="000000"/>
-              <w:right w:val="single" w:sz="4" w:space="0" w:color="000000"/>
-            </w:tcBorders>
-            <w:vAlign w:val="center"/>
-          </w:tcPr>
-          <w:p>
-            <w:pPr>
-              <w:spacing w:before="40" w:after="40"/>
-              <w:jc w:val="left"/>
-            </w:pPr>
-            <w:r>
-              <w:rPr>
-                <w:rFonts w:ascii="Adani" w:hAnsi="Adani"/>
-                <w:b w:val="0"/>
-                <w:sz w:val="18"/>
-                <w:u w:val="none"/>
-              </w:rPr>
-              <w:t>9</w:t>
-            </w:r>
-          </w:p>
-        </w:tc>
-        <w:tc>
-          <w:tcPr>
-            <w:tcW w:type="dxa" w:w="3969"/>
-            <w:shd w:val="clear" w:color="auto" w:fill="FFFFFF"/>
-            <w:tcBorders>
-              <w:top w:val="single" w:sz="4" w:space="0" w:color="000000"/>
-              <w:left w:val="single" w:sz="4" w:space="0" w:color="000000"/>
-              <w:bottom w:val="single" w:sz="4" w:space="0" w:color="000000"/>
-              <w:right w:val="single" w:sz="4" w:space="0" w:color="000000"/>
-            </w:tcBorders>
-            <w:vAlign w:val="center"/>
-          </w:tcPr>
-          <w:p>
-            <w:pPr>
-              <w:spacing w:before="40" w:after="40"/>
-              <w:jc w:val="left"/>
-            </w:pPr>
-            <w:r>
-              <w:rPr>
-                <w:rFonts w:ascii="Adani" w:hAnsi="Adani"/>
-                <w:b w:val="0"/>
-                <w:sz w:val="18"/>
-                <w:u w:val="none"/>
-              </w:rPr>
               <w:t>ADANI VIZAG COAL TERMINAL PRIVATE LIMITED</w:t>
             </w:r>
           </w:p>
@@ -1925,6 +1468,148 @@
                 <w:u w:val="none"/>
               </w:rPr>
               <w:t>01/06/2023</w:t>
+            </w:r>
+          </w:p>
+        </w:tc>
+      </w:tr>
+      <w:tr>
+        <w:tc>
+          <w:tcPr>
+            <w:tcW w:type="dxa" w:w="680"/>
+            <w:shd w:val="clear" w:color="auto" w:fill="FFFFFF"/>
+            <w:tcBorders>
+              <w:top w:val="single" w:sz="4" w:space="0" w:color="000000"/>
+              <w:left w:val="single" w:sz="4" w:space="0" w:color="000000"/>
+              <w:bottom w:val="single" w:sz="4" w:space="0" w:color="000000"/>
+              <w:right w:val="single" w:sz="4" w:space="0" w:color="000000"/>
+            </w:tcBorders>
+            <w:vAlign w:val="center"/>
+          </w:tcPr>
+          <w:p>
+            <w:pPr>
+              <w:spacing w:before="40" w:after="40"/>
+              <w:jc w:val="left"/>
+            </w:pPr>
+            <w:r>
+              <w:rPr>
+                <w:rFonts w:ascii="Adani" w:hAnsi="Adani"/>
+                <w:b w:val="0"/>
+                <w:sz w:val="18"/>
+                <w:u w:val="none"/>
+              </w:rPr>
+              <w:t>9</w:t>
+            </w:r>
+          </w:p>
+        </w:tc>
+        <w:tc>
+          <w:tcPr>
+            <w:tcW w:type="dxa" w:w="3969"/>
+            <w:shd w:val="clear" w:color="auto" w:fill="FFFFFF"/>
+            <w:tcBorders>
+              <w:top w:val="single" w:sz="4" w:space="0" w:color="000000"/>
+              <w:left w:val="single" w:sz="4" w:space="0" w:color="000000"/>
+              <w:bottom w:val="single" w:sz="4" w:space="0" w:color="000000"/>
+              <w:right w:val="single" w:sz="4" w:space="0" w:color="000000"/>
+            </w:tcBorders>
+            <w:vAlign w:val="center"/>
+          </w:tcPr>
+          <w:p>
+            <w:pPr>
+              <w:spacing w:before="40" w:after="40"/>
+              <w:jc w:val="left"/>
+            </w:pPr>
+            <w:r>
+              <w:rPr>
+                <w:rFonts w:ascii="Adani" w:hAnsi="Adani"/>
+                <w:b w:val="0"/>
+                <w:sz w:val="18"/>
+                <w:u w:val="none"/>
+              </w:rPr>
+              <w:t>ADANI INTERNATIONAL CONTAINER TERMINAL PRIVATE LIMITED</w:t>
+            </w:r>
+          </w:p>
+        </w:tc>
+        <w:tc>
+          <w:tcPr>
+            <w:tcW w:type="dxa" w:w="1814"/>
+            <w:shd w:val="clear" w:color="auto" w:fill="FFFFFF"/>
+            <w:tcBorders>
+              <w:top w:val="single" w:sz="4" w:space="0" w:color="000000"/>
+              <w:left w:val="single" w:sz="4" w:space="0" w:color="000000"/>
+              <w:bottom w:val="single" w:sz="4" w:space="0" w:color="000000"/>
+              <w:right w:val="single" w:sz="4" w:space="0" w:color="000000"/>
+            </w:tcBorders>
+            <w:vAlign w:val="center"/>
+          </w:tcPr>
+          <w:p>
+            <w:pPr>
+              <w:spacing w:before="40" w:after="40"/>
+              <w:jc w:val="left"/>
+            </w:pPr>
+            <w:r>
+              <w:rPr>
+                <w:rFonts w:ascii="Adani" w:hAnsi="Adani"/>
+                <w:b w:val="0"/>
+                <w:sz w:val="18"/>
+                <w:u w:val="none"/>
+              </w:rPr>
+              <w:t>Director</w:t>
+            </w:r>
+          </w:p>
+        </w:tc>
+        <w:tc>
+          <w:tcPr>
+            <w:tcW w:type="dxa" w:w="1020"/>
+            <w:shd w:val="clear" w:color="auto" w:fill="FFFFFF"/>
+            <w:tcBorders>
+              <w:top w:val="single" w:sz="4" w:space="0" w:color="000000"/>
+              <w:left w:val="single" w:sz="4" w:space="0" w:color="000000"/>
+              <w:bottom w:val="single" w:sz="4" w:space="0" w:color="000000"/>
+              <w:right w:val="single" w:sz="4" w:space="0" w:color="000000"/>
+            </w:tcBorders>
+            <w:vAlign w:val="center"/>
+          </w:tcPr>
+          <w:p>
+            <w:pPr>
+              <w:spacing w:before="40" w:after="40"/>
+              <w:jc w:val="left"/>
+            </w:pPr>
+            <w:r>
+              <w:rPr>
+                <w:rFonts w:ascii="Adani" w:hAnsi="Adani"/>
+                <w:b w:val="0"/>
+                <w:sz w:val="18"/>
+                <w:u w:val="none"/>
+              </w:rPr>
+              <w:t>NIL</w:t>
+            </w:r>
+          </w:p>
+        </w:tc>
+        <w:tc>
+          <w:tcPr>
+            <w:tcW w:type="dxa" w:w="1247"/>
+            <w:shd w:val="clear" w:color="auto" w:fill="FFFFFF"/>
+            <w:tcBorders>
+              <w:top w:val="single" w:sz="4" w:space="0" w:color="000000"/>
+              <w:left w:val="single" w:sz="4" w:space="0" w:color="000000"/>
+              <w:bottom w:val="single" w:sz="4" w:space="0" w:color="000000"/>
+              <w:right w:val="single" w:sz="4" w:space="0" w:color="000000"/>
+            </w:tcBorders>
+            <w:vAlign w:val="center"/>
+          </w:tcPr>
+          <w:p>
+            <w:pPr>
+              <w:spacing w:before="40" w:after="40"/>
+              <w:jc w:val="left"/>
+            </w:pPr>
+            <w:r>
+              <w:rPr>
+                <w:rFonts w:ascii="Adani" w:hAnsi="Adani"/>
+                <w:b w:val="0"/>
+                <w:sz w:val="18"/>
+                <w:u w:val="none"/>
+              </w:rPr>
+              <w:t>06/05/2022</w:t>
             </w:r>
           </w:p>
         </w:tc>
@@ -2124,148 +1809,6 @@
                 <w:sz w:val="18"/>
                 <w:u w:val="none"/>
               </w:rPr>
-              <w:t>ADANI INTERNATIONAL CONTAINER TERMINAL PRIVATE LIMITED</w:t>
-            </w:r>
-          </w:p>
-        </w:tc>
-        <w:tc>
-          <w:tcPr>
-            <w:tcW w:type="dxa" w:w="1814"/>
-            <w:shd w:val="clear" w:color="auto" w:fill="FFFFFF"/>
-            <w:tcBorders>
-              <w:top w:val="single" w:sz="4" w:space="0" w:color="000000"/>
-              <w:left w:val="single" w:sz="4" w:space="0" w:color="000000"/>
-              <w:bottom w:val="single" w:sz="4" w:space="0" w:color="000000"/>
-              <w:right w:val="single" w:sz="4" w:space="0" w:color="000000"/>
-            </w:tcBorders>
-            <w:vAlign w:val="center"/>
-          </w:tcPr>
-          <w:p>
-            <w:pPr>
-              <w:spacing w:before="40" w:after="40"/>
-              <w:jc w:val="left"/>
-            </w:pPr>
-            <w:r>
-              <w:rPr>
-                <w:rFonts w:ascii="Adani" w:hAnsi="Adani"/>
-                <w:b w:val="0"/>
-                <w:sz w:val="18"/>
-                <w:u w:val="none"/>
-              </w:rPr>
-              <w:t>Director</w:t>
-            </w:r>
-          </w:p>
-        </w:tc>
-        <w:tc>
-          <w:tcPr>
-            <w:tcW w:type="dxa" w:w="1020"/>
-            <w:shd w:val="clear" w:color="auto" w:fill="FFFFFF"/>
-            <w:tcBorders>
-              <w:top w:val="single" w:sz="4" w:space="0" w:color="000000"/>
-              <w:left w:val="single" w:sz="4" w:space="0" w:color="000000"/>
-              <w:bottom w:val="single" w:sz="4" w:space="0" w:color="000000"/>
-              <w:right w:val="single" w:sz="4" w:space="0" w:color="000000"/>
-            </w:tcBorders>
-            <w:vAlign w:val="center"/>
-          </w:tcPr>
-          <w:p>
-            <w:pPr>
-              <w:spacing w:before="40" w:after="40"/>
-              <w:jc w:val="left"/>
-            </w:pPr>
-            <w:r>
-              <w:rPr>
-                <w:rFonts w:ascii="Adani" w:hAnsi="Adani"/>
-                <w:b w:val="0"/>
-                <w:sz w:val="18"/>
-                <w:u w:val="none"/>
-              </w:rPr>
-              <w:t>NIL</w:t>
-            </w:r>
-          </w:p>
-        </w:tc>
-        <w:tc>
-          <w:tcPr>
-            <w:tcW w:type="dxa" w:w="1247"/>
-            <w:shd w:val="clear" w:color="auto" w:fill="FFFFFF"/>
-            <w:tcBorders>
-              <w:top w:val="single" w:sz="4" w:space="0" w:color="000000"/>
-              <w:left w:val="single" w:sz="4" w:space="0" w:color="000000"/>
-              <w:bottom w:val="single" w:sz="4" w:space="0" w:color="000000"/>
-              <w:right w:val="single" w:sz="4" w:space="0" w:color="000000"/>
-            </w:tcBorders>
-            <w:vAlign w:val="center"/>
-          </w:tcPr>
-          <w:p>
-            <w:pPr>
-              <w:spacing w:before="40" w:after="40"/>
-              <w:jc w:val="left"/>
-            </w:pPr>
-            <w:r>
-              <w:rPr>
-                <w:rFonts w:ascii="Adani" w:hAnsi="Adani"/>
-                <w:b w:val="0"/>
-                <w:sz w:val="18"/>
-                <w:u w:val="none"/>
-              </w:rPr>
-              <w:t>06/05/2022</w:t>
-            </w:r>
-          </w:p>
-        </w:tc>
-      </w:tr>
-      <w:tr>
-        <w:tc>
-          <w:tcPr>
-            <w:tcW w:type="dxa" w:w="680"/>
-            <w:shd w:val="clear" w:color="auto" w:fill="FFFFFF"/>
-            <w:tcBorders>
-              <w:top w:val="single" w:sz="4" w:space="0" w:color="000000"/>
-              <w:left w:val="single" w:sz="4" w:space="0" w:color="000000"/>
-              <w:bottom w:val="single" w:sz="4" w:space="0" w:color="000000"/>
-              <w:right w:val="single" w:sz="4" w:space="0" w:color="000000"/>
-            </w:tcBorders>
-            <w:vAlign w:val="center"/>
-          </w:tcPr>
-          <w:p>
-            <w:pPr>
-              <w:spacing w:before="40" w:after="40"/>
-              <w:jc w:val="left"/>
-            </w:pPr>
-            <w:r>
-              <w:rPr>
-                <w:rFonts w:ascii="Adani" w:hAnsi="Adani"/>
-                <w:b w:val="0"/>
-                <w:sz w:val="18"/>
-                <w:u w:val="none"/>
-              </w:rPr>
-              <w:t>12</w:t>
-            </w:r>
-          </w:p>
-        </w:tc>
-        <w:tc>
-          <w:tcPr>
-            <w:tcW w:type="dxa" w:w="3969"/>
-            <w:shd w:val="clear" w:color="auto" w:fill="FFFFFF"/>
-            <w:tcBorders>
-              <w:top w:val="single" w:sz="4" w:space="0" w:color="000000"/>
-              <w:left w:val="single" w:sz="4" w:space="0" w:color="000000"/>
-              <w:bottom w:val="single" w:sz="4" w:space="0" w:color="000000"/>
-              <w:right w:val="single" w:sz="4" w:space="0" w:color="000000"/>
-            </w:tcBorders>
-            <w:vAlign w:val="center"/>
-          </w:tcPr>
-          <w:p>
-            <w:pPr>
-              <w:spacing w:before="40" w:after="40"/>
-              <w:jc w:val="left"/>
-            </w:pPr>
-            <w:r>
-              <w:rPr>
-                <w:rFonts w:ascii="Adani" w:hAnsi="Adani"/>
-                <w:b w:val="0"/>
-                <w:sz w:val="18"/>
-                <w:u w:val="none"/>
-              </w:rPr>
               <w:t>GUJARAT PORTS ASSOCIATION</w:t>
             </w:r>
           </w:p>
@@ -2380,7 +1923,7 @@
                 <w:sz w:val="18"/>
                 <w:u w:val="none"/>
               </w:rPr>
-              <w:t>13</w:t>
+              <w:t>12</w:t>
             </w:r>
           </w:p>
         </w:tc>
@@ -2522,149 +2065,7 @@
                 <w:sz w:val="18"/>
                 <w:u w:val="none"/>
               </w:rPr>
-              <w:t>14</w:t>
-            </w:r>
-          </w:p>
-        </w:tc>
-        <w:tc>
-          <w:tcPr>
-            <w:tcW w:type="dxa" w:w="3969"/>
-            <w:shd w:val="clear" w:color="auto" w:fill="FFFFFF"/>
-            <w:tcBorders>
-              <w:top w:val="single" w:sz="4" w:space="0" w:color="000000"/>
-              <w:left w:val="single" w:sz="4" w:space="0" w:color="000000"/>
-              <w:bottom w:val="single" w:sz="4" w:space="0" w:color="000000"/>
-              <w:right w:val="single" w:sz="4" w:space="0" w:color="000000"/>
-            </w:tcBorders>
-            <w:vAlign w:val="center"/>
-          </w:tcPr>
-          <w:p>
-            <w:pPr>
-              <w:spacing w:before="40" w:after="40"/>
-              <w:jc w:val="left"/>
-            </w:pPr>
-            <w:r>
-              <w:rPr>
-                <w:rFonts w:ascii="Adani" w:hAnsi="Adani"/>
-                <w:b w:val="0"/>
-                <w:sz w:val="18"/>
-                <w:u w:val="none"/>
-              </w:rPr>
-              <w:t>ADANI MURMUGAO PORT TERMINAL PRIVATE LIMITED</w:t>
-            </w:r>
-          </w:p>
-        </w:tc>
-        <w:tc>
-          <w:tcPr>
-            <w:tcW w:type="dxa" w:w="1814"/>
-            <w:shd w:val="clear" w:color="auto" w:fill="FFFFFF"/>
-            <w:tcBorders>
-              <w:top w:val="single" w:sz="4" w:space="0" w:color="000000"/>
-              <w:left w:val="single" w:sz="4" w:space="0" w:color="000000"/>
-              <w:bottom w:val="single" w:sz="4" w:space="0" w:color="000000"/>
-              <w:right w:val="single" w:sz="4" w:space="0" w:color="000000"/>
-            </w:tcBorders>
-            <w:vAlign w:val="center"/>
-          </w:tcPr>
-          <w:p>
-            <w:pPr>
-              <w:spacing w:before="40" w:after="40"/>
-              <w:jc w:val="left"/>
-            </w:pPr>
-            <w:r>
-              <w:rPr>
-                <w:rFonts w:ascii="Adani" w:hAnsi="Adani"/>
-                <w:b w:val="0"/>
-                <w:sz w:val="18"/>
-                <w:u w:val="none"/>
-              </w:rPr>
-              <w:t>Director</w:t>
-            </w:r>
-          </w:p>
-        </w:tc>
-        <w:tc>
-          <w:tcPr>
-            <w:tcW w:type="dxa" w:w="1020"/>
-            <w:shd w:val="clear" w:color="auto" w:fill="FFFFFF"/>
-            <w:tcBorders>
-              <w:top w:val="single" w:sz="4" w:space="0" w:color="000000"/>
-              <w:left w:val="single" w:sz="4" w:space="0" w:color="000000"/>
-              <w:bottom w:val="single" w:sz="4" w:space="0" w:color="000000"/>
-              <w:right w:val="single" w:sz="4" w:space="0" w:color="000000"/>
-            </w:tcBorders>
-            <w:vAlign w:val="center"/>
-          </w:tcPr>
-          <w:p>
-            <w:pPr>
-              <w:spacing w:before="40" w:after="40"/>
-              <w:jc w:val="left"/>
-            </w:pPr>
-            <w:r>
-              <w:rPr>
-                <w:rFonts w:ascii="Adani" w:hAnsi="Adani"/>
-                <w:b w:val="0"/>
-                <w:sz w:val="18"/>
-                <w:u w:val="none"/>
-              </w:rPr>
-              <w:t>NIL</w:t>
-            </w:r>
-          </w:p>
-        </w:tc>
-        <w:tc>
-          <w:tcPr>
-            <w:tcW w:type="dxa" w:w="1247"/>
-            <w:shd w:val="clear" w:color="auto" w:fill="FFFFFF"/>
-            <w:tcBorders>
-              <w:top w:val="single" w:sz="4" w:space="0" w:color="000000"/>
-              <w:left w:val="single" w:sz="4" w:space="0" w:color="000000"/>
-              <w:bottom w:val="single" w:sz="4" w:space="0" w:color="000000"/>
-              <w:right w:val="single" w:sz="4" w:space="0" w:color="000000"/>
-            </w:tcBorders>
-            <w:vAlign w:val="center"/>
-          </w:tcPr>
-          <w:p>
-            <w:pPr>
-              <w:spacing w:before="40" w:after="40"/>
-              <w:jc w:val="left"/>
-            </w:pPr>
-            <w:r>
-              <w:rPr>
-                <w:rFonts w:ascii="Adani" w:hAnsi="Adani"/>
-                <w:b w:val="0"/>
-                <w:sz w:val="18"/>
-                <w:u w:val="none"/>
-              </w:rPr>
-              <w:t>31/01/2020</w:t>
-            </w:r>
-          </w:p>
-        </w:tc>
-      </w:tr>
-      <w:tr>
-        <w:tc>
-          <w:tcPr>
-            <w:tcW w:type="dxa" w:w="680"/>
-            <w:shd w:val="clear" w:color="auto" w:fill="FFFFFF"/>
-            <w:tcBorders>
-              <w:top w:val="single" w:sz="4" w:space="0" w:color="000000"/>
-              <w:left w:val="single" w:sz="4" w:space="0" w:color="000000"/>
-              <w:bottom w:val="single" w:sz="4" w:space="0" w:color="000000"/>
-              <w:right w:val="single" w:sz="4" w:space="0" w:color="000000"/>
-            </w:tcBorders>
-            <w:vAlign w:val="center"/>
-          </w:tcPr>
-          <w:p>
-            <w:pPr>
-              <w:spacing w:before="40" w:after="40"/>
-              <w:jc w:val="left"/>
-            </w:pPr>
-            <w:r>
-              <w:rPr>
-                <w:rFonts w:ascii="Adani" w:hAnsi="Adani"/>
-                <w:b w:val="0"/>
-                <w:sz w:val="18"/>
-                <w:u w:val="none"/>
-              </w:rPr>
-              <w:t>15</w:t>
+              <w:t>13</w:t>
             </w:r>
           </w:p>
         </w:tc>
@@ -2777,1000 +2178,6 @@
                 <w:u w:val="none"/>
               </w:rPr>
               <w:t>30/01/2020</w:t>
-            </w:r>
-          </w:p>
-        </w:tc>
-      </w:tr>
-      <w:tr>
-        <w:tc>
-          <w:tcPr>
-            <w:tcW w:type="dxa" w:w="680"/>
-            <w:shd w:val="clear" w:color="auto" w:fill="FFFFFF"/>
-            <w:tcBorders>
-              <w:top w:val="single" w:sz="4" w:space="0" w:color="000000"/>
-              <w:left w:val="single" w:sz="4" w:space="0" w:color="000000"/>
-              <w:bottom w:val="single" w:sz="4" w:space="0" w:color="000000"/>
-              <w:right w:val="single" w:sz="4" w:space="0" w:color="000000"/>
-            </w:tcBorders>
-            <w:vAlign w:val="center"/>
-          </w:tcPr>
-          <w:p>
-            <w:pPr>
-              <w:spacing w:before="40" w:after="40"/>
-              <w:jc w:val="left"/>
-            </w:pPr>
-            <w:r>
-              <w:rPr>
-                <w:rFonts w:ascii="Adani" w:hAnsi="Adani"/>
-                <w:b w:val="0"/>
-                <w:sz w:val="18"/>
-                <w:u w:val="none"/>
-              </w:rPr>
-              <w:t>16</w:t>
-            </w:r>
-          </w:p>
-        </w:tc>
-        <w:tc>
-          <w:tcPr>
-            <w:tcW w:type="dxa" w:w="3969"/>
-            <w:shd w:val="clear" w:color="auto" w:fill="FFFFFF"/>
-            <w:tcBorders>
-              <w:top w:val="single" w:sz="4" w:space="0" w:color="000000"/>
-              <w:left w:val="single" w:sz="4" w:space="0" w:color="000000"/>
-              <w:bottom w:val="single" w:sz="4" w:space="0" w:color="000000"/>
-              <w:right w:val="single" w:sz="4" w:space="0" w:color="000000"/>
-            </w:tcBorders>
-            <w:vAlign w:val="center"/>
-          </w:tcPr>
-          <w:p>
-            <w:pPr>
-              <w:spacing w:before="40" w:after="40"/>
-              <w:jc w:val="left"/>
-            </w:pPr>
-            <w:r>
-              <w:rPr>
-                <w:rFonts w:ascii="Adani" w:hAnsi="Adani"/>
-                <w:b w:val="0"/>
-                <w:sz w:val="18"/>
-                <w:u w:val="none"/>
-              </w:rPr>
-              <w:t>BLUE STAR REALTORS LIMITED</w:t>
-            </w:r>
-          </w:p>
-        </w:tc>
-        <w:tc>
-          <w:tcPr>
-            <w:tcW w:type="dxa" w:w="1814"/>
-            <w:shd w:val="clear" w:color="auto" w:fill="FFFFFF"/>
-            <w:tcBorders>
-              <w:top w:val="single" w:sz="4" w:space="0" w:color="000000"/>
-              <w:left w:val="single" w:sz="4" w:space="0" w:color="000000"/>
-              <w:bottom w:val="single" w:sz="4" w:space="0" w:color="000000"/>
-              <w:right w:val="single" w:sz="4" w:space="0" w:color="000000"/>
-            </w:tcBorders>
-            <w:vAlign w:val="center"/>
-          </w:tcPr>
-          <w:p>
-            <w:pPr>
-              <w:spacing w:before="40" w:after="40"/>
-              <w:jc w:val="left"/>
-            </w:pPr>
-            <w:r>
-              <w:rPr>
-                <w:rFonts w:ascii="Adani" w:hAnsi="Adani"/>
-                <w:b w:val="0"/>
-                <w:sz w:val="18"/>
-                <w:u w:val="none"/>
-              </w:rPr>
-              <w:t>Additional Director</w:t>
-            </w:r>
-          </w:p>
-        </w:tc>
-        <w:tc>
-          <w:tcPr>
-            <w:tcW w:type="dxa" w:w="1020"/>
-            <w:shd w:val="clear" w:color="auto" w:fill="FFFFFF"/>
-            <w:tcBorders>
-              <w:top w:val="single" w:sz="4" w:space="0" w:color="000000"/>
-              <w:left w:val="single" w:sz="4" w:space="0" w:color="000000"/>
-              <w:bottom w:val="single" w:sz="4" w:space="0" w:color="000000"/>
-              <w:right w:val="single" w:sz="4" w:space="0" w:color="000000"/>
-            </w:tcBorders>
-            <w:vAlign w:val="center"/>
-          </w:tcPr>
-          <w:p>
-            <w:pPr>
-              <w:spacing w:before="40" w:after="40"/>
-              <w:jc w:val="left"/>
-            </w:pPr>
-            <w:r>
-              <w:rPr>
-                <w:rFonts w:ascii="Adani" w:hAnsi="Adani"/>
-                <w:b w:val="0"/>
-                <w:sz w:val="18"/>
-                <w:u w:val="none"/>
-              </w:rPr>
-              <w:t>NIL</w:t>
-            </w:r>
-          </w:p>
-        </w:tc>
-        <w:tc>
-          <w:tcPr>
-            <w:tcW w:type="dxa" w:w="1247"/>
-            <w:shd w:val="clear" w:color="auto" w:fill="FFFFFF"/>
-            <w:tcBorders>
-              <w:top w:val="single" w:sz="4" w:space="0" w:color="000000"/>
-              <w:left w:val="single" w:sz="4" w:space="0" w:color="000000"/>
-              <w:bottom w:val="single" w:sz="4" w:space="0" w:color="000000"/>
-              <w:right w:val="single" w:sz="4" w:space="0" w:color="000000"/>
-            </w:tcBorders>
-            <w:vAlign w:val="center"/>
-          </w:tcPr>
-          <w:p>
-            <w:pPr>
-              <w:spacing w:before="40" w:after="40"/>
-              <w:jc w:val="left"/>
-            </w:pPr>
-            <w:r>
-              <w:rPr>
-                <w:rFonts w:ascii="Adani" w:hAnsi="Adani"/>
-                <w:b w:val="0"/>
-                <w:sz w:val="18"/>
-                <w:u w:val="none"/>
-              </w:rPr>
-              <w:t>30/01/2020</w:t>
-            </w:r>
-          </w:p>
-        </w:tc>
-      </w:tr>
-      <w:tr>
-        <w:tc>
-          <w:tcPr>
-            <w:tcW w:type="dxa" w:w="680"/>
-            <w:shd w:val="clear" w:color="auto" w:fill="FFFFFF"/>
-            <w:tcBorders>
-              <w:top w:val="single" w:sz="4" w:space="0" w:color="000000"/>
-              <w:left w:val="single" w:sz="4" w:space="0" w:color="000000"/>
-              <w:bottom w:val="single" w:sz="4" w:space="0" w:color="000000"/>
-              <w:right w:val="single" w:sz="4" w:space="0" w:color="000000"/>
-            </w:tcBorders>
-            <w:vAlign w:val="center"/>
-          </w:tcPr>
-          <w:p>
-            <w:pPr>
-              <w:spacing w:before="40" w:after="40"/>
-              <w:jc w:val="left"/>
-            </w:pPr>
-            <w:r>
-              <w:rPr>
-                <w:rFonts w:ascii="Adani" w:hAnsi="Adani"/>
-                <w:b w:val="0"/>
-                <w:sz w:val="18"/>
-                <w:u w:val="none"/>
-              </w:rPr>
-              <w:t>17</w:t>
-            </w:r>
-          </w:p>
-        </w:tc>
-        <w:tc>
-          <w:tcPr>
-            <w:tcW w:type="dxa" w:w="3969"/>
-            <w:shd w:val="clear" w:color="auto" w:fill="FFFFFF"/>
-            <w:tcBorders>
-              <w:top w:val="single" w:sz="4" w:space="0" w:color="000000"/>
-              <w:left w:val="single" w:sz="4" w:space="0" w:color="000000"/>
-              <w:bottom w:val="single" w:sz="4" w:space="0" w:color="000000"/>
-              <w:right w:val="single" w:sz="4" w:space="0" w:color="000000"/>
-            </w:tcBorders>
-            <w:vAlign w:val="center"/>
-          </w:tcPr>
-          <w:p>
-            <w:pPr>
-              <w:spacing w:before="40" w:after="40"/>
-              <w:jc w:val="left"/>
-            </w:pPr>
-            <w:r>
-              <w:rPr>
-                <w:rFonts w:ascii="Adani" w:hAnsi="Adani"/>
-                <w:b w:val="0"/>
-                <w:sz w:val="18"/>
-                <w:u w:val="none"/>
-              </w:rPr>
-              <w:t>ADANI PORTS TECHNOLOGIES PRIVATE LIMITED</w:t>
-            </w:r>
-          </w:p>
-        </w:tc>
-        <w:tc>
-          <w:tcPr>
-            <w:tcW w:type="dxa" w:w="1814"/>
-            <w:shd w:val="clear" w:color="auto" w:fill="FFFFFF"/>
-            <w:tcBorders>
-              <w:top w:val="single" w:sz="4" w:space="0" w:color="000000"/>
-              <w:left w:val="single" w:sz="4" w:space="0" w:color="000000"/>
-              <w:bottom w:val="single" w:sz="4" w:space="0" w:color="000000"/>
-              <w:right w:val="single" w:sz="4" w:space="0" w:color="000000"/>
-            </w:tcBorders>
-            <w:vAlign w:val="center"/>
-          </w:tcPr>
-          <w:p>
-            <w:pPr>
-              <w:spacing w:before="40" w:after="40"/>
-              <w:jc w:val="left"/>
-            </w:pPr>
-            <w:r>
-              <w:rPr>
-                <w:rFonts w:ascii="Adani" w:hAnsi="Adani"/>
-                <w:b w:val="0"/>
-                <w:sz w:val="18"/>
-                <w:u w:val="none"/>
-              </w:rPr>
-              <w:t>Additional Director</w:t>
-            </w:r>
-          </w:p>
-        </w:tc>
-        <w:tc>
-          <w:tcPr>
-            <w:tcW w:type="dxa" w:w="1020"/>
-            <w:shd w:val="clear" w:color="auto" w:fill="FFFFFF"/>
-            <w:tcBorders>
-              <w:top w:val="single" w:sz="4" w:space="0" w:color="000000"/>
-              <w:left w:val="single" w:sz="4" w:space="0" w:color="000000"/>
-              <w:bottom w:val="single" w:sz="4" w:space="0" w:color="000000"/>
-              <w:right w:val="single" w:sz="4" w:space="0" w:color="000000"/>
-            </w:tcBorders>
-            <w:vAlign w:val="center"/>
-          </w:tcPr>
-          <w:p>
-            <w:pPr>
-              <w:spacing w:before="40" w:after="40"/>
-              <w:jc w:val="left"/>
-            </w:pPr>
-            <w:r>
-              <w:rPr>
-                <w:rFonts w:ascii="Adani" w:hAnsi="Adani"/>
-                <w:b w:val="0"/>
-                <w:sz w:val="18"/>
-                <w:u w:val="none"/>
-              </w:rPr>
-              <w:t>NIL</w:t>
-            </w:r>
-          </w:p>
-        </w:tc>
-        <w:tc>
-          <w:tcPr>
-            <w:tcW w:type="dxa" w:w="1247"/>
-            <w:shd w:val="clear" w:color="auto" w:fill="FFFFFF"/>
-            <w:tcBorders>
-              <w:top w:val="single" w:sz="4" w:space="0" w:color="000000"/>
-              <w:left w:val="single" w:sz="4" w:space="0" w:color="000000"/>
-              <w:bottom w:val="single" w:sz="4" w:space="0" w:color="000000"/>
-              <w:right w:val="single" w:sz="4" w:space="0" w:color="000000"/>
-            </w:tcBorders>
-            <w:vAlign w:val="center"/>
-          </w:tcPr>
-          <w:p>
-            <w:pPr>
-              <w:spacing w:before="40" w:after="40"/>
-              <w:jc w:val="left"/>
-            </w:pPr>
-            <w:r>
-              <w:rPr>
-                <w:rFonts w:ascii="Adani" w:hAnsi="Adani"/>
-                <w:b w:val="0"/>
-                <w:sz w:val="18"/>
-                <w:u w:val="none"/>
-              </w:rPr>
-              <w:t>27/01/2020</w:t>
-            </w:r>
-          </w:p>
-        </w:tc>
-      </w:tr>
-      <w:tr>
-        <w:tc>
-          <w:tcPr>
-            <w:tcW w:type="dxa" w:w="680"/>
-            <w:shd w:val="clear" w:color="auto" w:fill="FFFFFF"/>
-            <w:tcBorders>
-              <w:top w:val="single" w:sz="4" w:space="0" w:color="000000"/>
-              <w:left w:val="single" w:sz="4" w:space="0" w:color="000000"/>
-              <w:bottom w:val="single" w:sz="4" w:space="0" w:color="000000"/>
-              <w:right w:val="single" w:sz="4" w:space="0" w:color="000000"/>
-            </w:tcBorders>
-            <w:vAlign w:val="center"/>
-          </w:tcPr>
-          <w:p>
-            <w:pPr>
-              <w:spacing w:before="40" w:after="40"/>
-              <w:jc w:val="left"/>
-            </w:pPr>
-            <w:r>
-              <w:rPr>
-                <w:rFonts w:ascii="Adani" w:hAnsi="Adani"/>
-                <w:b w:val="0"/>
-                <w:sz w:val="18"/>
-                <w:u w:val="none"/>
-              </w:rPr>
-              <w:t>18</w:t>
-            </w:r>
-          </w:p>
-        </w:tc>
-        <w:tc>
-          <w:tcPr>
-            <w:tcW w:type="dxa" w:w="3969"/>
-            <w:shd w:val="clear" w:color="auto" w:fill="FFFFFF"/>
-            <w:tcBorders>
-              <w:top w:val="single" w:sz="4" w:space="0" w:color="000000"/>
-              <w:left w:val="single" w:sz="4" w:space="0" w:color="000000"/>
-              <w:bottom w:val="single" w:sz="4" w:space="0" w:color="000000"/>
-              <w:right w:val="single" w:sz="4" w:space="0" w:color="000000"/>
-            </w:tcBorders>
-            <w:vAlign w:val="center"/>
-          </w:tcPr>
-          <w:p>
-            <w:pPr>
-              <w:spacing w:before="40" w:after="40"/>
-              <w:jc w:val="left"/>
-            </w:pPr>
-            <w:r>
-              <w:rPr>
-                <w:rFonts w:ascii="Adani" w:hAnsi="Adani"/>
-                <w:b w:val="0"/>
-                <w:sz w:val="18"/>
-                <w:u w:val="none"/>
-              </w:rPr>
-              <w:t>HAZIRA INFRASTRUCTURE LIMITED</w:t>
-            </w:r>
-          </w:p>
-        </w:tc>
-        <w:tc>
-          <w:tcPr>
-            <w:tcW w:type="dxa" w:w="1814"/>
-            <w:shd w:val="clear" w:color="auto" w:fill="FFFFFF"/>
-            <w:tcBorders>
-              <w:top w:val="single" w:sz="4" w:space="0" w:color="000000"/>
-              <w:left w:val="single" w:sz="4" w:space="0" w:color="000000"/>
-              <w:bottom w:val="single" w:sz="4" w:space="0" w:color="000000"/>
-              <w:right w:val="single" w:sz="4" w:space="0" w:color="000000"/>
-            </w:tcBorders>
-            <w:vAlign w:val="center"/>
-          </w:tcPr>
-          <w:p>
-            <w:pPr>
-              <w:spacing w:before="40" w:after="40"/>
-              <w:jc w:val="left"/>
-            </w:pPr>
-            <w:r>
-              <w:rPr>
-                <w:rFonts w:ascii="Adani" w:hAnsi="Adani"/>
-                <w:b w:val="0"/>
-                <w:sz w:val="18"/>
-                <w:u w:val="none"/>
-              </w:rPr>
-              <w:t>Director</w:t>
-            </w:r>
-          </w:p>
-        </w:tc>
-        <w:tc>
-          <w:tcPr>
-            <w:tcW w:type="dxa" w:w="1020"/>
-            <w:shd w:val="clear" w:color="auto" w:fill="FFFFFF"/>
-            <w:tcBorders>
-              <w:top w:val="single" w:sz="4" w:space="0" w:color="000000"/>
-              <w:left w:val="single" w:sz="4" w:space="0" w:color="000000"/>
-              <w:bottom w:val="single" w:sz="4" w:space="0" w:color="000000"/>
-              <w:right w:val="single" w:sz="4" w:space="0" w:color="000000"/>
-            </w:tcBorders>
-            <w:vAlign w:val="center"/>
-          </w:tcPr>
-          <w:p>
-            <w:pPr>
-              <w:spacing w:before="40" w:after="40"/>
-              <w:jc w:val="left"/>
-            </w:pPr>
-            <w:r>
-              <w:rPr>
-                <w:rFonts w:ascii="Adani" w:hAnsi="Adani"/>
-                <w:b w:val="0"/>
-                <w:sz w:val="18"/>
-                <w:u w:val="none"/>
-              </w:rPr>
-              <w:t>NIL</w:t>
-            </w:r>
-          </w:p>
-        </w:tc>
-        <w:tc>
-          <w:tcPr>
-            <w:tcW w:type="dxa" w:w="1247"/>
-            <w:shd w:val="clear" w:color="auto" w:fill="FFFFFF"/>
-            <w:tcBorders>
-              <w:top w:val="single" w:sz="4" w:space="0" w:color="000000"/>
-              <w:left w:val="single" w:sz="4" w:space="0" w:color="000000"/>
-              <w:bottom w:val="single" w:sz="4" w:space="0" w:color="000000"/>
-              <w:right w:val="single" w:sz="4" w:space="0" w:color="000000"/>
-            </w:tcBorders>
-            <w:vAlign w:val="center"/>
-          </w:tcPr>
-          <w:p>
-            <w:pPr>
-              <w:spacing w:before="40" w:after="40"/>
-              <w:jc w:val="left"/>
-            </w:pPr>
-            <w:r>
-              <w:rPr>
-                <w:rFonts w:ascii="Adani" w:hAnsi="Adani"/>
-                <w:b w:val="0"/>
-                <w:sz w:val="18"/>
-                <w:u w:val="none"/>
-              </w:rPr>
-              <w:t>24/07/2019</w:t>
-            </w:r>
-          </w:p>
-        </w:tc>
-      </w:tr>
-      <w:tr>
-        <w:tc>
-          <w:tcPr>
-            <w:tcW w:type="dxa" w:w="680"/>
-            <w:shd w:val="clear" w:color="auto" w:fill="FFFFFF"/>
-            <w:tcBorders>
-              <w:top w:val="single" w:sz="4" w:space="0" w:color="000000"/>
-              <w:left w:val="single" w:sz="4" w:space="0" w:color="000000"/>
-              <w:bottom w:val="single" w:sz="4" w:space="0" w:color="000000"/>
-              <w:right w:val="single" w:sz="4" w:space="0" w:color="000000"/>
-            </w:tcBorders>
-            <w:vAlign w:val="center"/>
-          </w:tcPr>
-          <w:p>
-            <w:pPr>
-              <w:spacing w:before="40" w:after="40"/>
-              <w:jc w:val="left"/>
-            </w:pPr>
-            <w:r>
-              <w:rPr>
-                <w:rFonts w:ascii="Adani" w:hAnsi="Adani"/>
-                <w:b w:val="0"/>
-                <w:sz w:val="18"/>
-                <w:u w:val="none"/>
-              </w:rPr>
-              <w:t>19</w:t>
-            </w:r>
-          </w:p>
-        </w:tc>
-        <w:tc>
-          <w:tcPr>
-            <w:tcW w:type="dxa" w:w="3969"/>
-            <w:shd w:val="clear" w:color="auto" w:fill="FFFFFF"/>
-            <w:tcBorders>
-              <w:top w:val="single" w:sz="4" w:space="0" w:color="000000"/>
-              <w:left w:val="single" w:sz="4" w:space="0" w:color="000000"/>
-              <w:bottom w:val="single" w:sz="4" w:space="0" w:color="000000"/>
-              <w:right w:val="single" w:sz="4" w:space="0" w:color="000000"/>
-            </w:tcBorders>
-            <w:vAlign w:val="center"/>
-          </w:tcPr>
-          <w:p>
-            <w:pPr>
-              <w:spacing w:before="40" w:after="40"/>
-              <w:jc w:val="left"/>
-            </w:pPr>
-            <w:r>
-              <w:rPr>
-                <w:rFonts w:ascii="Adani" w:hAnsi="Adani"/>
-                <w:b w:val="0"/>
-                <w:sz w:val="18"/>
-                <w:u w:val="none"/>
-              </w:rPr>
-              <w:t>DHAMRA INFRASTRUCTURE LIMITED</w:t>
-            </w:r>
-          </w:p>
-        </w:tc>
-        <w:tc>
-          <w:tcPr>
-            <w:tcW w:type="dxa" w:w="1814"/>
-            <w:shd w:val="clear" w:color="auto" w:fill="FFFFFF"/>
-            <w:tcBorders>
-              <w:top w:val="single" w:sz="4" w:space="0" w:color="000000"/>
-              <w:left w:val="single" w:sz="4" w:space="0" w:color="000000"/>
-              <w:bottom w:val="single" w:sz="4" w:space="0" w:color="000000"/>
-              <w:right w:val="single" w:sz="4" w:space="0" w:color="000000"/>
-            </w:tcBorders>
-            <w:vAlign w:val="center"/>
-          </w:tcPr>
-          <w:p>
-            <w:pPr>
-              <w:spacing w:before="40" w:after="40"/>
-              <w:jc w:val="left"/>
-            </w:pPr>
-            <w:r>
-              <w:rPr>
-                <w:rFonts w:ascii="Adani" w:hAnsi="Adani"/>
-                <w:b w:val="0"/>
-                <w:sz w:val="18"/>
-                <w:u w:val="none"/>
-              </w:rPr>
-              <w:t>Managing Director</w:t>
-            </w:r>
-          </w:p>
-        </w:tc>
-        <w:tc>
-          <w:tcPr>
-            <w:tcW w:type="dxa" w:w="1020"/>
-            <w:shd w:val="clear" w:color="auto" w:fill="FFFFFF"/>
-            <w:tcBorders>
-              <w:top w:val="single" w:sz="4" w:space="0" w:color="000000"/>
-              <w:left w:val="single" w:sz="4" w:space="0" w:color="000000"/>
-              <w:bottom w:val="single" w:sz="4" w:space="0" w:color="000000"/>
-              <w:right w:val="single" w:sz="4" w:space="0" w:color="000000"/>
-            </w:tcBorders>
-            <w:vAlign w:val="center"/>
-          </w:tcPr>
-          <w:p>
-            <w:pPr>
-              <w:spacing w:before="40" w:after="40"/>
-              <w:jc w:val="left"/>
-            </w:pPr>
-            <w:r>
-              <w:rPr>
-                <w:rFonts w:ascii="Adani" w:hAnsi="Adani"/>
-                <w:b w:val="0"/>
-                <w:sz w:val="18"/>
-                <w:u w:val="none"/>
-              </w:rPr>
-              <w:t>NIL</w:t>
-            </w:r>
-          </w:p>
-        </w:tc>
-        <w:tc>
-          <w:tcPr>
-            <w:tcW w:type="dxa" w:w="1247"/>
-            <w:shd w:val="clear" w:color="auto" w:fill="FFFFFF"/>
-            <w:tcBorders>
-              <w:top w:val="single" w:sz="4" w:space="0" w:color="000000"/>
-              <w:left w:val="single" w:sz="4" w:space="0" w:color="000000"/>
-              <w:bottom w:val="single" w:sz="4" w:space="0" w:color="000000"/>
-              <w:right w:val="single" w:sz="4" w:space="0" w:color="000000"/>
-            </w:tcBorders>
-            <w:vAlign w:val="center"/>
-          </w:tcPr>
-          <w:p>
-            <w:pPr>
-              <w:spacing w:before="40" w:after="40"/>
-              <w:jc w:val="left"/>
-            </w:pPr>
-            <w:r>
-              <w:rPr>
-                <w:rFonts w:ascii="Adani" w:hAnsi="Adani"/>
-                <w:b w:val="0"/>
-                <w:sz w:val="18"/>
-                <w:u w:val="none"/>
-              </w:rPr>
-              <w:t>22/04/2019</w:t>
-            </w:r>
-          </w:p>
-        </w:tc>
-      </w:tr>
-      <w:tr>
-        <w:tc>
-          <w:tcPr>
-            <w:tcW w:type="dxa" w:w="680"/>
-            <w:shd w:val="clear" w:color="auto" w:fill="FFFFFF"/>
-            <w:tcBorders>
-              <w:top w:val="single" w:sz="4" w:space="0" w:color="000000"/>
-              <w:left w:val="single" w:sz="4" w:space="0" w:color="000000"/>
-              <w:bottom w:val="single" w:sz="4" w:space="0" w:color="000000"/>
-              <w:right w:val="single" w:sz="4" w:space="0" w:color="000000"/>
-            </w:tcBorders>
-            <w:vAlign w:val="center"/>
-          </w:tcPr>
-          <w:p>
-            <w:pPr>
-              <w:spacing w:before="40" w:after="40"/>
-              <w:jc w:val="left"/>
-            </w:pPr>
-            <w:r>
-              <w:rPr>
-                <w:rFonts w:ascii="Adani" w:hAnsi="Adani"/>
-                <w:b w:val="0"/>
-                <w:sz w:val="18"/>
-                <w:u w:val="none"/>
-              </w:rPr>
-              <w:t>20</w:t>
-            </w:r>
-          </w:p>
-        </w:tc>
-        <w:tc>
-          <w:tcPr>
-            <w:tcW w:type="dxa" w:w="3969"/>
-            <w:shd w:val="clear" w:color="auto" w:fill="FFFFFF"/>
-            <w:tcBorders>
-              <w:top w:val="single" w:sz="4" w:space="0" w:color="000000"/>
-              <w:left w:val="single" w:sz="4" w:space="0" w:color="000000"/>
-              <w:bottom w:val="single" w:sz="4" w:space="0" w:color="000000"/>
-              <w:right w:val="single" w:sz="4" w:space="0" w:color="000000"/>
-            </w:tcBorders>
-            <w:vAlign w:val="center"/>
-          </w:tcPr>
-          <w:p>
-            <w:pPr>
-              <w:spacing w:before="40" w:after="40"/>
-              <w:jc w:val="left"/>
-            </w:pPr>
-            <w:r>
-              <w:rPr>
-                <w:rFonts w:ascii="Adani" w:hAnsi="Adani"/>
-                <w:b w:val="0"/>
-                <w:sz w:val="18"/>
-                <w:u w:val="none"/>
-              </w:rPr>
-              <w:t>SHANTI SAGAR INTERNATIONAL DREDGING LIMITED</w:t>
-            </w:r>
-          </w:p>
-        </w:tc>
-        <w:tc>
-          <w:tcPr>
-            <w:tcW w:type="dxa" w:w="1814"/>
-            <w:shd w:val="clear" w:color="auto" w:fill="FFFFFF"/>
-            <w:tcBorders>
-              <w:top w:val="single" w:sz="4" w:space="0" w:color="000000"/>
-              <w:left w:val="single" w:sz="4" w:space="0" w:color="000000"/>
-              <w:bottom w:val="single" w:sz="4" w:space="0" w:color="000000"/>
-              <w:right w:val="single" w:sz="4" w:space="0" w:color="000000"/>
-            </w:tcBorders>
-            <w:vAlign w:val="center"/>
-          </w:tcPr>
-          <w:p>
-            <w:pPr>
-              <w:spacing w:before="40" w:after="40"/>
-              <w:jc w:val="left"/>
-            </w:pPr>
-            <w:r>
-              <w:rPr>
-                <w:rFonts w:ascii="Adani" w:hAnsi="Adani"/>
-                <w:b w:val="0"/>
-                <w:sz w:val="18"/>
-                <w:u w:val="none"/>
-              </w:rPr>
-              <w:t>Director</w:t>
-            </w:r>
-          </w:p>
-        </w:tc>
-        <w:tc>
-          <w:tcPr>
-            <w:tcW w:type="dxa" w:w="1020"/>
-            <w:shd w:val="clear" w:color="auto" w:fill="FFFFFF"/>
-            <w:tcBorders>
-              <w:top w:val="single" w:sz="4" w:space="0" w:color="000000"/>
-              <w:left w:val="single" w:sz="4" w:space="0" w:color="000000"/>
-              <w:bottom w:val="single" w:sz="4" w:space="0" w:color="000000"/>
-              <w:right w:val="single" w:sz="4" w:space="0" w:color="000000"/>
-            </w:tcBorders>
-            <w:vAlign w:val="center"/>
-          </w:tcPr>
-          <w:p>
-            <w:pPr>
-              <w:spacing w:before="40" w:after="40"/>
-              <w:jc w:val="left"/>
-            </w:pPr>
-            <w:r>
-              <w:rPr>
-                <w:rFonts w:ascii="Adani" w:hAnsi="Adani"/>
-                <w:b w:val="0"/>
-                <w:sz w:val="18"/>
-                <w:u w:val="none"/>
-              </w:rPr>
-              <w:t>NIL</w:t>
-            </w:r>
-          </w:p>
-        </w:tc>
-        <w:tc>
-          <w:tcPr>
-            <w:tcW w:type="dxa" w:w="1247"/>
-            <w:shd w:val="clear" w:color="auto" w:fill="FFFFFF"/>
-            <w:tcBorders>
-              <w:top w:val="single" w:sz="4" w:space="0" w:color="000000"/>
-              <w:left w:val="single" w:sz="4" w:space="0" w:color="000000"/>
-              <w:bottom w:val="single" w:sz="4" w:space="0" w:color="000000"/>
-              <w:right w:val="single" w:sz="4" w:space="0" w:color="000000"/>
-            </w:tcBorders>
-            <w:vAlign w:val="center"/>
-          </w:tcPr>
-          <w:p>
-            <w:pPr>
-              <w:spacing w:before="40" w:after="40"/>
-              <w:jc w:val="left"/>
-            </w:pPr>
-            <w:r>
-              <w:rPr>
-                <w:rFonts w:ascii="Adani" w:hAnsi="Adani"/>
-                <w:b w:val="0"/>
-                <w:sz w:val="18"/>
-                <w:u w:val="none"/>
-              </w:rPr>
-              <w:t>03/08/2018</w:t>
-            </w:r>
-          </w:p>
-        </w:tc>
-      </w:tr>
-      <w:tr>
-        <w:tc>
-          <w:tcPr>
-            <w:tcW w:type="dxa" w:w="680"/>
-            <w:shd w:val="clear" w:color="auto" w:fill="FFFFFF"/>
-            <w:tcBorders>
-              <w:top w:val="single" w:sz="4" w:space="0" w:color="000000"/>
-              <w:left w:val="single" w:sz="4" w:space="0" w:color="000000"/>
-              <w:bottom w:val="single" w:sz="4" w:space="0" w:color="000000"/>
-              <w:right w:val="single" w:sz="4" w:space="0" w:color="000000"/>
-            </w:tcBorders>
-            <w:vAlign w:val="center"/>
-          </w:tcPr>
-          <w:p>
-            <w:pPr>
-              <w:spacing w:before="40" w:after="40"/>
-              <w:jc w:val="left"/>
-            </w:pPr>
-            <w:r>
-              <w:rPr>
-                <w:rFonts w:ascii="Adani" w:hAnsi="Adani"/>
-                <w:b w:val="0"/>
-                <w:sz w:val="18"/>
-                <w:u w:val="none"/>
-              </w:rPr>
-              <w:t>21</w:t>
-            </w:r>
-          </w:p>
-        </w:tc>
-        <w:tc>
-          <w:tcPr>
-            <w:tcW w:type="dxa" w:w="3969"/>
-            <w:shd w:val="clear" w:color="auto" w:fill="FFFFFF"/>
-            <w:tcBorders>
-              <w:top w:val="single" w:sz="4" w:space="0" w:color="000000"/>
-              <w:left w:val="single" w:sz="4" w:space="0" w:color="000000"/>
-              <w:bottom w:val="single" w:sz="4" w:space="0" w:color="000000"/>
-              <w:right w:val="single" w:sz="4" w:space="0" w:color="000000"/>
-            </w:tcBorders>
-            <w:vAlign w:val="center"/>
-          </w:tcPr>
-          <w:p>
-            <w:pPr>
-              <w:spacing w:before="40" w:after="40"/>
-              <w:jc w:val="left"/>
-            </w:pPr>
-            <w:r>
-              <w:rPr>
-                <w:rFonts w:ascii="Adani" w:hAnsi="Adani"/>
-                <w:b w:val="0"/>
-                <w:sz w:val="18"/>
-                <w:u w:val="none"/>
-              </w:rPr>
-              <w:t>MUNDRA CRUDE OIL TERMINAL LIMITED</w:t>
-            </w:r>
-          </w:p>
-        </w:tc>
-        <w:tc>
-          <w:tcPr>
-            <w:tcW w:type="dxa" w:w="1814"/>
-            <w:shd w:val="clear" w:color="auto" w:fill="FFFFFF"/>
-            <w:tcBorders>
-              <w:top w:val="single" w:sz="4" w:space="0" w:color="000000"/>
-              <w:left w:val="single" w:sz="4" w:space="0" w:color="000000"/>
-              <w:bottom w:val="single" w:sz="4" w:space="0" w:color="000000"/>
-              <w:right w:val="single" w:sz="4" w:space="0" w:color="000000"/>
-            </w:tcBorders>
-            <w:vAlign w:val="center"/>
-          </w:tcPr>
-          <w:p>
-            <w:pPr>
-              <w:spacing w:before="40" w:after="40"/>
-              <w:jc w:val="left"/>
-            </w:pPr>
-            <w:r>
-              <w:rPr>
-                <w:rFonts w:ascii="Adani" w:hAnsi="Adani"/>
-                <w:b w:val="0"/>
-                <w:sz w:val="18"/>
-                <w:u w:val="none"/>
-              </w:rPr>
-              <w:t>Director</w:t>
-            </w:r>
-          </w:p>
-        </w:tc>
-        <w:tc>
-          <w:tcPr>
-            <w:tcW w:type="dxa" w:w="1020"/>
-            <w:shd w:val="clear" w:color="auto" w:fill="FFFFFF"/>
-            <w:tcBorders>
-              <w:top w:val="single" w:sz="4" w:space="0" w:color="000000"/>
-              <w:left w:val="single" w:sz="4" w:space="0" w:color="000000"/>
-              <w:bottom w:val="single" w:sz="4" w:space="0" w:color="000000"/>
-              <w:right w:val="single" w:sz="4" w:space="0" w:color="000000"/>
-            </w:tcBorders>
-            <w:vAlign w:val="center"/>
-          </w:tcPr>
-          <w:p>
-            <w:pPr>
-              <w:spacing w:before="40" w:after="40"/>
-              <w:jc w:val="left"/>
-            </w:pPr>
-            <w:r>
-              <w:rPr>
-                <w:rFonts w:ascii="Adani" w:hAnsi="Adani"/>
-                <w:b w:val="0"/>
-                <w:sz w:val="18"/>
-                <w:u w:val="none"/>
-              </w:rPr>
-              <w:t>NIL</w:t>
-            </w:r>
-          </w:p>
-        </w:tc>
-        <w:tc>
-          <w:tcPr>
-            <w:tcW w:type="dxa" w:w="1247"/>
-            <w:shd w:val="clear" w:color="auto" w:fill="FFFFFF"/>
-            <w:tcBorders>
-              <w:top w:val="single" w:sz="4" w:space="0" w:color="000000"/>
-              <w:left w:val="single" w:sz="4" w:space="0" w:color="000000"/>
-              <w:bottom w:val="single" w:sz="4" w:space="0" w:color="000000"/>
-              <w:right w:val="single" w:sz="4" w:space="0" w:color="000000"/>
-            </w:tcBorders>
-            <w:vAlign w:val="center"/>
-          </w:tcPr>
-          <w:p>
-            <w:pPr>
-              <w:spacing w:before="40" w:after="40"/>
-              <w:jc w:val="left"/>
-            </w:pPr>
-            <w:r>
-              <w:rPr>
-                <w:rFonts w:ascii="Adani" w:hAnsi="Adani"/>
-                <w:b w:val="0"/>
-                <w:sz w:val="18"/>
-                <w:u w:val="none"/>
-              </w:rPr>
-              <w:t>21/05/2018</w:t>
-            </w:r>
-          </w:p>
-        </w:tc>
-      </w:tr>
-      <w:tr>
-        <w:tc>
-          <w:tcPr>
-            <w:tcW w:type="dxa" w:w="680"/>
-            <w:shd w:val="clear" w:color="auto" w:fill="FFFFFF"/>
-            <w:tcBorders>
-              <w:top w:val="single" w:sz="4" w:space="0" w:color="000000"/>
-              <w:left w:val="single" w:sz="4" w:space="0" w:color="000000"/>
-              <w:bottom w:val="single" w:sz="4" w:space="0" w:color="000000"/>
-              <w:right w:val="single" w:sz="4" w:space="0" w:color="000000"/>
-            </w:tcBorders>
-            <w:vAlign w:val="center"/>
-          </w:tcPr>
-          <w:p>
-            <w:pPr>
-              <w:spacing w:before="40" w:after="40"/>
-              <w:jc w:val="left"/>
-            </w:pPr>
-            <w:r>
-              <w:rPr>
-                <w:rFonts w:ascii="Adani" w:hAnsi="Adani"/>
-                <w:b w:val="0"/>
-                <w:sz w:val="18"/>
-                <w:u w:val="none"/>
-              </w:rPr>
-              <w:t>22</w:t>
-            </w:r>
-          </w:p>
-        </w:tc>
-        <w:tc>
-          <w:tcPr>
-            <w:tcW w:type="dxa" w:w="3969"/>
-            <w:shd w:val="clear" w:color="auto" w:fill="FFFFFF"/>
-            <w:tcBorders>
-              <w:top w:val="single" w:sz="4" w:space="0" w:color="000000"/>
-              <w:left w:val="single" w:sz="4" w:space="0" w:color="000000"/>
-              <w:bottom w:val="single" w:sz="4" w:space="0" w:color="000000"/>
-              <w:right w:val="single" w:sz="4" w:space="0" w:color="000000"/>
-            </w:tcBorders>
-            <w:vAlign w:val="center"/>
-          </w:tcPr>
-          <w:p>
-            <w:pPr>
-              <w:spacing w:before="40" w:after="40"/>
-              <w:jc w:val="left"/>
-            </w:pPr>
-            <w:r>
-              <w:rPr>
-                <w:rFonts w:ascii="Adani" w:hAnsi="Adani"/>
-                <w:b w:val="0"/>
-                <w:sz w:val="18"/>
-                <w:u w:val="none"/>
-              </w:rPr>
-              <w:t>ADANI WAREHOUSING SERVICES LIMITED</w:t>
-            </w:r>
-          </w:p>
-        </w:tc>
-        <w:tc>
-          <w:tcPr>
-            <w:tcW w:type="dxa" w:w="1814"/>
-            <w:shd w:val="clear" w:color="auto" w:fill="FFFFFF"/>
-            <w:tcBorders>
-              <w:top w:val="single" w:sz="4" w:space="0" w:color="000000"/>
-              <w:left w:val="single" w:sz="4" w:space="0" w:color="000000"/>
-              <w:bottom w:val="single" w:sz="4" w:space="0" w:color="000000"/>
-              <w:right w:val="single" w:sz="4" w:space="0" w:color="000000"/>
-            </w:tcBorders>
-            <w:vAlign w:val="center"/>
-          </w:tcPr>
-          <w:p>
-            <w:pPr>
-              <w:spacing w:before="40" w:after="40"/>
-              <w:jc w:val="left"/>
-            </w:pPr>
-            <w:r>
-              <w:rPr>
-                <w:rFonts w:ascii="Adani" w:hAnsi="Adani"/>
-                <w:b w:val="0"/>
-                <w:sz w:val="18"/>
-                <w:u w:val="none"/>
-              </w:rPr>
-              <w:t>Director</w:t>
-            </w:r>
-          </w:p>
-        </w:tc>
-        <w:tc>
-          <w:tcPr>
-            <w:tcW w:type="dxa" w:w="1020"/>
-            <w:shd w:val="clear" w:color="auto" w:fill="FFFFFF"/>
-            <w:tcBorders>
-              <w:top w:val="single" w:sz="4" w:space="0" w:color="000000"/>
-              <w:left w:val="single" w:sz="4" w:space="0" w:color="000000"/>
-              <w:bottom w:val="single" w:sz="4" w:space="0" w:color="000000"/>
-              <w:right w:val="single" w:sz="4" w:space="0" w:color="000000"/>
-            </w:tcBorders>
-            <w:vAlign w:val="center"/>
-          </w:tcPr>
-          <w:p>
-            <w:pPr>
-              <w:spacing w:before="40" w:after="40"/>
-              <w:jc w:val="left"/>
-            </w:pPr>
-            <w:r>
-              <w:rPr>
-                <w:rFonts w:ascii="Adani" w:hAnsi="Adani"/>
-                <w:b w:val="0"/>
-                <w:sz w:val="18"/>
-                <w:u w:val="none"/>
-              </w:rPr>
-              <w:t>NIL</w:t>
-            </w:r>
-          </w:p>
-        </w:tc>
-        <w:tc>
-          <w:tcPr>
-            <w:tcW w:type="dxa" w:w="1247"/>
-            <w:shd w:val="clear" w:color="auto" w:fill="FFFFFF"/>
-            <w:tcBorders>
-              <w:top w:val="single" w:sz="4" w:space="0" w:color="000000"/>
-              <w:left w:val="single" w:sz="4" w:space="0" w:color="000000"/>
-              <w:bottom w:val="single" w:sz="4" w:space="0" w:color="000000"/>
-              <w:right w:val="single" w:sz="4" w:space="0" w:color="000000"/>
-            </w:tcBorders>
-            <w:vAlign w:val="center"/>
-          </w:tcPr>
-          <w:p>
-            <w:pPr>
-              <w:spacing w:before="40" w:after="40"/>
-              <w:jc w:val="left"/>
-            </w:pPr>
-            <w:r>
-              <w:rPr>
-                <w:rFonts w:ascii="Adani" w:hAnsi="Adani"/>
-                <w:b w:val="0"/>
-                <w:sz w:val="18"/>
-                <w:u w:val="none"/>
-              </w:rPr>
-              <w:t>02/05/2018</w:t>
             </w:r>
           </w:p>
         </w:tc>
@@ -4007,7 +2414,7 @@
                 <w:sz w:val="18"/>
                 <w:u w:val="none"/>
               </w:rPr>
-              <w:t>Date:   07th May, 2026</w:t>
+              <w:t>Date:   15th May, 2026</w:t>
             </w:r>
           </w:p>
         </w:tc>
@@ -4273,174 +2680,441 @@
         <w:t>:</w:t>
       </w:r>
     </w:p>
-    <w:p>
-      <w:pPr>
-        <w:pStyle w:val="ListNumber"/>
-        <w:spacing w:before="0" w:after="40"/>
-        <w:ind w:left="720"/>
-      </w:pPr>
-      <w:r>
-        <w:rPr>
-          <w:rFonts w:ascii="Adani" w:hAnsi="Adani"/>
-          <w:b w:val="0"/>
-          <w:sz w:val="20"/>
-          <w:u w:val="none"/>
-        </w:rPr>
-        <w:t>Father</w:t>
-        <w:tab/>
-        <w:tab/>
-        <w:t>:</w:t>
-        <w:tab/>
-        <w:t>NIL</w:t>
-      </w:r>
-    </w:p>
-    <w:p>
-      <w:pPr>
-        <w:pStyle w:val="ListNumber"/>
-        <w:spacing w:before="0" w:after="40"/>
-        <w:ind w:left="720"/>
-      </w:pPr>
-      <w:r>
-        <w:rPr>
-          <w:rFonts w:ascii="Adani" w:hAnsi="Adani"/>
-          <w:b w:val="0"/>
-          <w:sz w:val="20"/>
-          <w:u w:val="none"/>
-        </w:rPr>
-        <w:t>Mother</w:t>
-        <w:tab/>
-        <w:tab/>
-        <w:t>:</w:t>
-        <w:tab/>
-        <w:t>NIL</w:t>
-      </w:r>
-    </w:p>
-    <w:p>
-      <w:pPr>
-        <w:pStyle w:val="ListNumber"/>
-        <w:spacing w:before="0" w:after="40"/>
-        <w:ind w:left="720"/>
-      </w:pPr>
-      <w:r>
-        <w:rPr>
-          <w:rFonts w:ascii="Adani" w:hAnsi="Adani"/>
-          <w:b w:val="0"/>
-          <w:sz w:val="20"/>
-          <w:u w:val="none"/>
-        </w:rPr>
-        <w:t>Son</w:t>
-        <w:tab/>
-        <w:tab/>
-        <w:t>:</w:t>
-        <w:tab/>
-        <w:t>NIL</w:t>
-      </w:r>
-    </w:p>
-    <w:p>
-      <w:pPr>
-        <w:pStyle w:val="ListNumber"/>
-        <w:spacing w:before="0" w:after="40"/>
-        <w:ind w:left="720"/>
-      </w:pPr>
-      <w:r>
-        <w:rPr>
-          <w:rFonts w:ascii="Adani" w:hAnsi="Adani"/>
-          <w:b w:val="0"/>
-          <w:sz w:val="20"/>
-          <w:u w:val="none"/>
-        </w:rPr>
-        <w:t>Son's Wife</w:t>
-        <w:tab/>
-        <w:tab/>
-        <w:t>:</w:t>
-        <w:tab/>
-        <w:t>NIL</w:t>
-      </w:r>
-    </w:p>
-    <w:p>
-      <w:pPr>
-        <w:pStyle w:val="ListNumber"/>
-        <w:spacing w:before="0" w:after="40"/>
-        <w:ind w:left="720"/>
-      </w:pPr>
-      <w:r>
-        <w:rPr>
-          <w:rFonts w:ascii="Adani" w:hAnsi="Adani"/>
-          <w:b w:val="0"/>
-          <w:sz w:val="20"/>
-          <w:u w:val="none"/>
-        </w:rPr>
-        <w:t>Daughter</w:t>
-        <w:tab/>
-        <w:tab/>
-        <w:t>:</w:t>
-        <w:tab/>
-        <w:t>NIL</w:t>
-      </w:r>
-    </w:p>
-    <w:p>
-      <w:pPr>
-        <w:pStyle w:val="ListNumber"/>
-        <w:spacing w:before="0" w:after="40"/>
-        <w:ind w:left="720"/>
-      </w:pPr>
-      <w:r>
-        <w:rPr>
-          <w:rFonts w:ascii="Adani" w:hAnsi="Adani"/>
-          <w:b w:val="0"/>
-          <w:sz w:val="20"/>
-          <w:u w:val="none"/>
-        </w:rPr>
-        <w:t>Daughter's Husband</w:t>
-        <w:tab/>
-        <w:tab/>
-        <w:t>:</w:t>
-        <w:tab/>
-        <w:t>NIL</w:t>
-      </w:r>
-    </w:p>
-    <w:p>
-      <w:pPr>
-        <w:pStyle w:val="ListNumber"/>
-        <w:spacing w:before="0" w:after="40"/>
-        <w:ind w:left="720"/>
-      </w:pPr>
-      <w:r>
-        <w:rPr>
-          <w:rFonts w:ascii="Adani" w:hAnsi="Adani"/>
-          <w:b w:val="0"/>
-          <w:sz w:val="20"/>
-          <w:u w:val="none"/>
-        </w:rPr>
-        <w:t>Brother</w:t>
-        <w:tab/>
-        <w:tab/>
-        <w:t>:</w:t>
-        <w:tab/>
-        <w:t>NIL</w:t>
-      </w:r>
-    </w:p>
-    <w:p>
-      <w:pPr>
-        <w:pStyle w:val="ListNumber"/>
-        <w:spacing w:before="0" w:after="40"/>
-        <w:ind w:left="720"/>
-      </w:pPr>
-      <w:r>
-        <w:rPr>
-          <w:rFonts w:ascii="Adani" w:hAnsi="Adani"/>
-          <w:b w:val="0"/>
-          <w:sz w:val="20"/>
-          <w:u w:val="none"/>
-        </w:rPr>
-        <w:t>Sister</w:t>
-        <w:tab/>
-        <w:tab/>
-        <w:t>:</w:t>
-        <w:tab/>
-        <w:t>NIL</w:t>
-      </w:r>
-    </w:p>
+    <w:tbl>
+      <w:tblPr>
+        <w:tblW w:type="auto" w:w="0"/>
+        <w:jc w:val="left"/>
+        <w:tblLook w:firstColumn="1" w:firstRow="1" w:lastColumn="0" w:lastRow="0" w:noHBand="0" w:noVBand="1" w:val="04A0"/>
+      </w:tblPr>
+      <w:tblGrid>
+        <w:gridCol w:w="4536"/>
+        <w:gridCol w:w="4536"/>
+      </w:tblGrid>
+      <w:tr>
+        <w:tc>
+          <w:tcPr>
+            <w:tcW w:type="dxa" w:w="4536"/>
+            <w:tcBorders>
+              <w:top w:val="none"/>
+              <w:bottom w:val="none"/>
+              <w:left w:val="none"/>
+              <w:right w:val="none"/>
+            </w:tcBorders>
+          </w:tcPr>
+          <w:p>
+            <w:pPr>
+              <w:ind w:left="720"/>
+            </w:pPr>
+            <w:r>
+              <w:rPr>
+                <w:rFonts w:ascii="Adani" w:hAnsi="Adani"/>
+                <w:b w:val="0"/>
+                <w:sz w:val="20"/>
+                <w:u w:val="none"/>
+              </w:rPr>
+              <w:t>1.</w:t>
+              <w:tab/>
+              <w:t>Father</w:t>
+              <w:tab/>
+              <w:t>:</w:t>
+            </w:r>
+          </w:p>
+        </w:tc>
+        <w:tc>
+          <w:tcPr>
+            <w:tcW w:type="dxa" w:w="4536"/>
+            <w:tcBorders>
+              <w:top w:val="none"/>
+              <w:bottom w:val="none"/>
+              <w:left w:val="none"/>
+              <w:right w:val="none"/>
+            </w:tcBorders>
+          </w:tcPr>
+          <w:p>
+            <w:r>
+              <w:rPr>
+                <w:rFonts w:ascii="Adani" w:hAnsi="Adani"/>
+                <w:b w:val="0"/>
+                <w:sz w:val="20"/>
+                <w:u w:val="none"/>
+              </w:rPr>
+              <w:t>NIL</w:t>
+            </w:r>
+          </w:p>
+        </w:tc>
+      </w:tr>
+      <w:tr>
+        <w:tc>
+          <w:tcPr>
+            <w:tcW w:type="dxa" w:w="4536"/>
+            <w:tcBorders>
+              <w:top w:val="none"/>
+              <w:bottom w:val="none"/>
+              <w:left w:val="none"/>
+              <w:right w:val="none"/>
+            </w:tcBorders>
+          </w:tcPr>
+          <w:p>
+            <w:pPr>
+              <w:ind w:left="720"/>
+            </w:pPr>
+            <w:r>
+              <w:rPr>
+                <w:rFonts w:ascii="Adani" w:hAnsi="Adani"/>
+                <w:b w:val="0"/>
+                <w:sz w:val="20"/>
+                <w:u w:val="none"/>
+              </w:rPr>
+              <w:t>2.</w:t>
+              <w:tab/>
+              <w:t>Mother</w:t>
+              <w:tab/>
+              <w:t>:</w:t>
+            </w:r>
+          </w:p>
+        </w:tc>
+        <w:tc>
+          <w:tcPr>
+            <w:tcW w:type="dxa" w:w="4536"/>
+            <w:tcBorders>
+              <w:top w:val="none"/>
+              <w:bottom w:val="none"/>
+              <w:left w:val="none"/>
+              <w:right w:val="none"/>
+            </w:tcBorders>
+          </w:tcPr>
+          <w:p>
+            <w:r>
+              <w:rPr>
+                <w:rFonts w:ascii="Adani" w:hAnsi="Adani"/>
+                <w:b w:val="0"/>
+                <w:sz w:val="20"/>
+                <w:u w:val="none"/>
+              </w:rPr>
+              <w:t>NIL</w:t>
+            </w:r>
+          </w:p>
+        </w:tc>
+      </w:tr>
+      <w:tr>
+        <w:tc>
+          <w:tcPr>
+            <w:tcW w:type="dxa" w:w="4536"/>
+            <w:tcBorders>
+              <w:top w:val="none"/>
+              <w:bottom w:val="none"/>
+              <w:left w:val="none"/>
+              <w:right w:val="none"/>
+            </w:tcBorders>
+          </w:tcPr>
+          <w:p>
+            <w:pPr>
+              <w:ind w:left="720"/>
+            </w:pPr>
+            <w:r>
+              <w:rPr>
+                <w:rFonts w:ascii="Adani" w:hAnsi="Adani"/>
+                <w:b w:val="0"/>
+                <w:sz w:val="20"/>
+                <w:u w:val="none"/>
+              </w:rPr>
+              <w:t>3.</w:t>
+              <w:tab/>
+              <w:t>Son</w:t>
+              <w:tab/>
+              <w:t>:</w:t>
+            </w:r>
+          </w:p>
+        </w:tc>
+        <w:tc>
+          <w:tcPr>
+            <w:tcW w:type="dxa" w:w="4536"/>
+            <w:tcBorders>
+              <w:top w:val="none"/>
+              <w:bottom w:val="none"/>
+              <w:left w:val="none"/>
+              <w:right w:val="none"/>
+            </w:tcBorders>
+          </w:tcPr>
+          <w:p>
+            <w:r>
+              <w:rPr>
+                <w:rFonts w:ascii="Adani" w:hAnsi="Adani"/>
+                <w:b w:val="0"/>
+                <w:sz w:val="20"/>
+                <w:u w:val="none"/>
+              </w:rPr>
+              <w:t>NIL</w:t>
+            </w:r>
+          </w:p>
+        </w:tc>
+      </w:tr>
+      <w:tr>
+        <w:tc>
+          <w:tcPr>
+            <w:tcW w:type="dxa" w:w="4536"/>
+            <w:tcBorders>
+              <w:top w:val="none"/>
+              <w:bottom w:val="none"/>
+              <w:left w:val="none"/>
+              <w:right w:val="none"/>
+            </w:tcBorders>
+          </w:tcPr>
+          <w:p>
+            <w:pPr>
+              <w:ind w:left="720"/>
+            </w:pPr>
+            <w:r>
+              <w:rPr>
+                <w:rFonts w:ascii="Adani" w:hAnsi="Adani"/>
+                <w:b w:val="0"/>
+                <w:sz w:val="20"/>
+                <w:u w:val="none"/>
+              </w:rPr>
+              <w:t>4.</w:t>
+              <w:tab/>
+              <w:t>Son's Wife</w:t>
+              <w:tab/>
+              <w:t>:</w:t>
+            </w:r>
+          </w:p>
+        </w:tc>
+        <w:tc>
+          <w:tcPr>
+            <w:tcW w:type="dxa" w:w="4536"/>
+            <w:tcBorders>
+              <w:top w:val="none"/>
+              <w:bottom w:val="none"/>
+              <w:left w:val="none"/>
+              <w:right w:val="none"/>
+            </w:tcBorders>
+          </w:tcPr>
+          <w:p>
+            <w:r>
+              <w:rPr>
+                <w:rFonts w:ascii="Adani" w:hAnsi="Adani"/>
+                <w:b w:val="0"/>
+                <w:sz w:val="20"/>
+                <w:u w:val="none"/>
+              </w:rPr>
+              <w:t>NIL</w:t>
+            </w:r>
+          </w:p>
+        </w:tc>
+      </w:tr>
+      <w:tr>
+        <w:tc>
+          <w:tcPr>
+            <w:tcW w:type="dxa" w:w="4536"/>
+            <w:tcBorders>
+              <w:top w:val="none"/>
+              <w:bottom w:val="none"/>
+              <w:left w:val="none"/>
+              <w:right w:val="none"/>
+            </w:tcBorders>
+          </w:tcPr>
+          <w:p>
+            <w:pPr>
+              <w:ind w:left="720"/>
+            </w:pPr>
+            <w:r>
+              <w:rPr>
+                <w:rFonts w:ascii="Adani" w:hAnsi="Adani"/>
+                <w:b w:val="0"/>
+                <w:sz w:val="20"/>
+                <w:u w:val="none"/>
+              </w:rPr>
+              <w:t>5.</w:t>
+              <w:tab/>
+              <w:t>Daughter</w:t>
+              <w:tab/>
+              <w:t>:</w:t>
+            </w:r>
+          </w:p>
+        </w:tc>
+        <w:tc>
+          <w:tcPr>
+            <w:tcW w:type="dxa" w:w="4536"/>
+            <w:tcBorders>
+              <w:top w:val="none"/>
+              <w:bottom w:val="none"/>
+              <w:left w:val="none"/>
+              <w:right w:val="none"/>
+            </w:tcBorders>
+          </w:tcPr>
+          <w:p>
+            <w:r>
+              <w:rPr>
+                <w:rFonts w:ascii="Adani" w:hAnsi="Adani"/>
+                <w:b w:val="0"/>
+                <w:sz w:val="20"/>
+                <w:u w:val="none"/>
+              </w:rPr>
+              <w:t>NIL</w:t>
+            </w:r>
+          </w:p>
+        </w:tc>
+      </w:tr>
+      <w:tr>
+        <w:tc>
+          <w:tcPr>
+            <w:tcW w:type="dxa" w:w="4536"/>
+            <w:tcBorders>
+              <w:top w:val="none"/>
+              <w:bottom w:val="none"/>
+              <w:left w:val="none"/>
+              <w:right w:val="none"/>
+            </w:tcBorders>
+          </w:tcPr>
+          <w:p>
+            <w:pPr>
+              <w:ind w:left="720"/>
+            </w:pPr>
+            <w:r>
+              <w:rPr>
+                <w:rFonts w:ascii="Adani" w:hAnsi="Adani"/>
+                <w:b w:val="0"/>
+                <w:sz w:val="20"/>
+                <w:u w:val="none"/>
+              </w:rPr>
+              <w:t>6.</w:t>
+              <w:tab/>
+              <w:t>Daughter's Husband</w:t>
+              <w:tab/>
+              <w:t>:</w:t>
+            </w:r>
+          </w:p>
+        </w:tc>
+        <w:tc>
+          <w:tcPr>
+            <w:tcW w:type="dxa" w:w="4536"/>
+            <w:tcBorders>
+              <w:top w:val="none"/>
+              <w:bottom w:val="none"/>
+              <w:left w:val="none"/>
+              <w:right w:val="none"/>
+            </w:tcBorders>
+          </w:tcPr>
+          <w:p>
+            <w:r>
+              <w:rPr>
+                <w:rFonts w:ascii="Adani" w:hAnsi="Adani"/>
+                <w:b w:val="0"/>
+                <w:sz w:val="20"/>
+                <w:u w:val="none"/>
+              </w:rPr>
+              <w:t>NIL</w:t>
+            </w:r>
+          </w:p>
+        </w:tc>
+      </w:tr>
+      <w:tr>
+        <w:tc>
+          <w:tcPr>
+            <w:tcW w:type="dxa" w:w="4536"/>
+            <w:tcBorders>
+              <w:top w:val="none"/>
+              <w:bottom w:val="none"/>
+              <w:left w:val="none"/>
+              <w:right w:val="none"/>
+            </w:tcBorders>
+          </w:tcPr>
+          <w:p>
+            <w:pPr>
+              <w:ind w:left="720"/>
+            </w:pPr>
+            <w:r>
+              <w:rPr>
+                <w:rFonts w:ascii="Adani" w:hAnsi="Adani"/>
+                <w:b w:val="0"/>
+                <w:sz w:val="20"/>
+                <w:u w:val="none"/>
+              </w:rPr>
+              <w:t>7.</w:t>
+              <w:tab/>
+              <w:t>Brother</w:t>
+              <w:tab/>
+              <w:t>:</w:t>
+            </w:r>
+          </w:p>
+        </w:tc>
+        <w:tc>
+          <w:tcPr>
+            <w:tcW w:type="dxa" w:w="4536"/>
+            <w:tcBorders>
+              <w:top w:val="none"/>
+              <w:bottom w:val="none"/>
+              <w:left w:val="none"/>
+              <w:right w:val="none"/>
+            </w:tcBorders>
+          </w:tcPr>
+          <w:p>
+            <w:r>
+              <w:rPr>
+                <w:rFonts w:ascii="Adani" w:hAnsi="Adani"/>
+                <w:b w:val="0"/>
+                <w:sz w:val="20"/>
+                <w:u w:val="none"/>
+              </w:rPr>
+              <w:t>NIL</w:t>
+            </w:r>
+          </w:p>
+        </w:tc>
+      </w:tr>
+      <w:tr>
+        <w:tc>
+          <w:tcPr>
+            <w:tcW w:type="dxa" w:w="4536"/>
+            <w:tcBorders>
+              <w:top w:val="none"/>
+              <w:bottom w:val="none"/>
+              <w:left w:val="none"/>
+              <w:right w:val="none"/>
+            </w:tcBorders>
+          </w:tcPr>
+          <w:p>
+            <w:pPr>
+              <w:ind w:left="720"/>
+            </w:pPr>
+            <w:r>
+              <w:rPr>
+                <w:rFonts w:ascii="Adani" w:hAnsi="Adani"/>
+                <w:b w:val="0"/>
+                <w:sz w:val="20"/>
+                <w:u w:val="none"/>
+              </w:rPr>
+              <w:t>8.</w:t>
+              <w:tab/>
+              <w:t>Sister</w:t>
+              <w:tab/>
+              <w:t>:</w:t>
+            </w:r>
+          </w:p>
+        </w:tc>
+        <w:tc>
+          <w:tcPr>
+            <w:tcW w:type="dxa" w:w="4536"/>
+            <w:tcBorders>
+              <w:top w:val="none"/>
+              <w:bottom w:val="none"/>
+              <w:left w:val="none"/>
+              <w:right w:val="none"/>
+            </w:tcBorders>
+          </w:tcPr>
+          <w:p>
+            <w:r>
+              <w:rPr>
+                <w:rFonts w:ascii="Adani" w:hAnsi="Adani"/>
+                <w:b w:val="0"/>
+                <w:sz w:val="20"/>
+                <w:u w:val="none"/>
+              </w:rPr>
+              <w:t>NIL</w:t>
+            </w:r>
+          </w:p>
+        </w:tc>
+      </w:tr>
+    </w:tbl>
     <w:p/>
     <w:p>
       <w:pPr>
@@ -4777,7 +3451,7 @@
                 <w:sz w:val="18"/>
                 <w:u w:val="none"/>
               </w:rPr>
-              <w:t>Date:   07th May, 2026</w:t>
+              <w:t>Date:   15th May, 2026</w:t>
             </w:r>
           </w:p>
         </w:tc>
@@ -4938,7 +3612,7 @@
           <w:sz w:val="20"/>
           <w:u w:val="none"/>
         </w:rPr>
-        <w:t>07th May, 2026</w:t>
+        <w:t>15th May, 2026</w:t>
       </w:r>
     </w:p>
     <w:p>
@@ -5043,7 +3717,7 @@
           <w:sz w:val="20"/>
           <w:u w:val="none"/>
         </w:rPr>
-        <w:t>ADANI PETRONET (DAHEJ) PORT LIMITED</w:t>
+        <w:t>ADANI HAZIRA PORT LIMITED</w:t>
       </w:r>
     </w:p>
     <w:p>
@@ -5058,7 +3732,7 @@
           <w:sz w:val="20"/>
           <w:u w:val="none"/>
         </w:rPr>
-        <w:t>ADANI HAZIRA PORT LIMITED</w:t>
+        <w:t>ADANI PETRONET (DAHEJ) PORT LIMITED</w:t>
       </w:r>
     </w:p>
     <w:p>
@@ -5088,21 +3762,6 @@
           <w:sz w:val="20"/>
           <w:u w:val="none"/>
         </w:rPr>
-        <w:t>UDANVAT LEASING IFSC LIMITED</w:t>
-      </w:r>
-    </w:p>
-    <w:p>
-      <w:pPr>
-        <w:spacing w:before="0" w:after="20"/>
-        <w:jc w:val="left"/>
-      </w:pPr>
-      <w:r>
-        <w:rPr>
-          <w:rFonts w:ascii="Adani" w:hAnsi="Adani"/>
-          <w:b/>
-          <w:sz w:val="20"/>
-          <w:u w:val="none"/>
-        </w:rPr>
         <w:t>ADANI VIZAG COAL TERMINAL PRIVATE LIMITED</w:t>
       </w:r>
     </w:p>
@@ -5118,7 +3777,7 @@
           <w:sz w:val="20"/>
           <w:u w:val="none"/>
         </w:rPr>
-        <w:t>ADANI CMA MUNDRA TERMINAL PRIVATE LIMITED</w:t>
+        <w:t>ADANI INTERNATIONAL CONTAINER TERMINAL PRIVATE LIMITED</w:t>
       </w:r>
     </w:p>
     <w:p>
@@ -5133,7 +3792,7 @@
           <w:sz w:val="20"/>
           <w:u w:val="none"/>
         </w:rPr>
-        <w:t>ADANI INTERNATIONAL CONTAINER TERMINAL PRIVATE LIMITED</w:t>
+        <w:t>ADANI CMA MUNDRA TERMINAL PRIVATE LIMITED</w:t>
       </w:r>
     </w:p>
     <w:p>
@@ -5178,127 +3837,7 @@
           <w:sz w:val="20"/>
           <w:u w:val="none"/>
         </w:rPr>
-        <w:t>ADANI MURMUGAO PORT TERMINAL PRIVATE LIMITED</w:t>
-      </w:r>
-    </w:p>
-    <w:p>
-      <w:pPr>
-        <w:spacing w:before="0" w:after="20"/>
-        <w:jc w:val="left"/>
-      </w:pPr>
-      <w:r>
-        <w:rPr>
-          <w:rFonts w:ascii="Adani" w:hAnsi="Adani"/>
-          <w:b/>
-          <w:sz w:val="20"/>
-          <w:u w:val="none"/>
-        </w:rPr>
         <w:t>DHOLERA INFRASTRUCTURE PRIVATE LIMITED</w:t>
-      </w:r>
-    </w:p>
-    <w:p>
-      <w:pPr>
-        <w:spacing w:before="0" w:after="20"/>
-        <w:jc w:val="left"/>
-      </w:pPr>
-      <w:r>
-        <w:rPr>
-          <w:rFonts w:ascii="Adani" w:hAnsi="Adani"/>
-          <w:b/>
-          <w:sz w:val="20"/>
-          <w:u w:val="none"/>
-        </w:rPr>
-        <w:t>BLUE STAR REALTORS LIMITED</w:t>
-      </w:r>
-    </w:p>
-    <w:p>
-      <w:pPr>
-        <w:spacing w:before="0" w:after="20"/>
-        <w:jc w:val="left"/>
-      </w:pPr>
-      <w:r>
-        <w:rPr>
-          <w:rFonts w:ascii="Adani" w:hAnsi="Adani"/>
-          <w:b/>
-          <w:sz w:val="20"/>
-          <w:u w:val="none"/>
-        </w:rPr>
-        <w:t>ADANI PORTS TECHNOLOGIES PRIVATE LIMITED</w:t>
-      </w:r>
-    </w:p>
-    <w:p>
-      <w:pPr>
-        <w:spacing w:before="0" w:after="20"/>
-        <w:jc w:val="left"/>
-      </w:pPr>
-      <w:r>
-        <w:rPr>
-          <w:rFonts w:ascii="Adani" w:hAnsi="Adani"/>
-          <w:b/>
-          <w:sz w:val="20"/>
-          <w:u w:val="none"/>
-        </w:rPr>
-        <w:t>HAZIRA INFRASTRUCTURE LIMITED</w:t>
-      </w:r>
-    </w:p>
-    <w:p>
-      <w:pPr>
-        <w:spacing w:before="0" w:after="20"/>
-        <w:jc w:val="left"/>
-      </w:pPr>
-      <w:r>
-        <w:rPr>
-          <w:rFonts w:ascii="Adani" w:hAnsi="Adani"/>
-          <w:b/>
-          <w:sz w:val="20"/>
-          <w:u w:val="none"/>
-        </w:rPr>
-        <w:t>DHAMRA INFRASTRUCTURE LIMITED</w:t>
-      </w:r>
-    </w:p>
-    <w:p>
-      <w:pPr>
-        <w:spacing w:before="0" w:after="20"/>
-        <w:jc w:val="left"/>
-      </w:pPr>
-      <w:r>
-        <w:rPr>
-          <w:rFonts w:ascii="Adani" w:hAnsi="Adani"/>
-          <w:b/>
-          <w:sz w:val="20"/>
-          <w:u w:val="none"/>
-        </w:rPr>
-        <w:t>SHANTI SAGAR INTERNATIONAL DREDGING LIMITED</w:t>
-      </w:r>
-    </w:p>
-    <w:p>
-      <w:pPr>
-        <w:spacing w:before="0" w:after="20"/>
-        <w:jc w:val="left"/>
-      </w:pPr>
-      <w:r>
-        <w:rPr>
-          <w:rFonts w:ascii="Adani" w:hAnsi="Adani"/>
-          <w:b/>
-          <w:sz w:val="20"/>
-          <w:u w:val="none"/>
-        </w:rPr>
-        <w:t>MUNDRA CRUDE OIL TERMINAL LIMITED</w:t>
-      </w:r>
-    </w:p>
-    <w:p>
-      <w:pPr>
-        <w:spacing w:before="0" w:after="20"/>
-        <w:jc w:val="left"/>
-      </w:pPr>
-      <w:r>
-        <w:rPr>
-          <w:rFonts w:ascii="Adani" w:hAnsi="Adani"/>
-          <w:b/>
-          <w:sz w:val="20"/>
-          <w:u w:val="none"/>
-        </w:rPr>
-        <w:t>ADANI WAREHOUSING SERVICES LIMITED</w:t>
       </w:r>
     </w:p>
     <w:p/>
@@ -5389,6 +3928,21 @@
           <w:sz w:val="20"/>
           <w:u w:val="none"/>
         </w:rPr>
+        <w:t>ADANI HAZIRA PORT LIMITED</w:t>
+      </w:r>
+    </w:p>
+    <w:p>
+      <w:pPr>
+        <w:spacing w:before="0" w:after="20"/>
+        <w:jc w:val="left"/>
+      </w:pPr>
+      <w:r>
+        <w:rPr>
+          <w:rFonts w:ascii="Adani" w:hAnsi="Adani"/>
+          <w:b w:val="0"/>
+          <w:sz w:val="20"/>
+          <w:u w:val="none"/>
+        </w:rPr>
         <w:t>ADANI PETRONET (DAHEJ) PORT LIMITED</w:t>
       </w:r>
     </w:p>
@@ -5404,37 +3958,7 @@
           <w:sz w:val="20"/>
           <w:u w:val="none"/>
         </w:rPr>
-        <w:t>ADANI HAZIRA PORT LIMITED</w:t>
-      </w:r>
-    </w:p>
-    <w:p>
-      <w:pPr>
-        <w:spacing w:before="0" w:after="20"/>
-        <w:jc w:val="left"/>
-      </w:pPr>
-      <w:r>
-        <w:rPr>
-          <w:rFonts w:ascii="Adani" w:hAnsi="Adani"/>
-          <w:b w:val="0"/>
-          <w:sz w:val="20"/>
-          <w:u w:val="none"/>
-        </w:rPr>
         <w:t>INDIANOIL ADANI VENTURES LIMITED</w:t>
-      </w:r>
-    </w:p>
-    <w:p>
-      <w:pPr>
-        <w:spacing w:before="0" w:after="20"/>
-        <w:jc w:val="left"/>
-      </w:pPr>
-      <w:r>
-        <w:rPr>
-          <w:rFonts w:ascii="Adani" w:hAnsi="Adani"/>
-          <w:b w:val="0"/>
-          <w:sz w:val="20"/>
-          <w:u w:val="none"/>
-        </w:rPr>
-        <w:t>UDANVAT LEASING IFSC LIMITED</w:t>
       </w:r>
     </w:p>
     <w:p>
@@ -5465,96 +3989,6 @@
           <w:u w:val="none"/>
         </w:rPr>
         <w:t>ADANI KATTUPALLI PORT LIMITED</w:t>
-      </w:r>
-    </w:p>
-    <w:p>
-      <w:pPr>
-        <w:spacing w:before="0" w:after="20"/>
-        <w:jc w:val="left"/>
-      </w:pPr>
-      <w:r>
-        <w:rPr>
-          <w:rFonts w:ascii="Adani" w:hAnsi="Adani"/>
-          <w:b w:val="0"/>
-          <w:sz w:val="20"/>
-          <w:u w:val="none"/>
-        </w:rPr>
-        <w:t>BLUE STAR REALTORS LIMITED</w:t>
-      </w:r>
-    </w:p>
-    <w:p>
-      <w:pPr>
-        <w:spacing w:before="0" w:after="20"/>
-        <w:jc w:val="left"/>
-      </w:pPr>
-      <w:r>
-        <w:rPr>
-          <w:rFonts w:ascii="Adani" w:hAnsi="Adani"/>
-          <w:b w:val="0"/>
-          <w:sz w:val="20"/>
-          <w:u w:val="none"/>
-        </w:rPr>
-        <w:t>HAZIRA INFRASTRUCTURE LIMITED</w:t>
-      </w:r>
-    </w:p>
-    <w:p>
-      <w:pPr>
-        <w:spacing w:before="0" w:after="20"/>
-        <w:jc w:val="left"/>
-      </w:pPr>
-      <w:r>
-        <w:rPr>
-          <w:rFonts w:ascii="Adani" w:hAnsi="Adani"/>
-          <w:b w:val="0"/>
-          <w:sz w:val="20"/>
-          <w:u w:val="none"/>
-        </w:rPr>
-        <w:t>DHAMRA INFRASTRUCTURE LIMITED</w:t>
-      </w:r>
-    </w:p>
-    <w:p>
-      <w:pPr>
-        <w:spacing w:before="0" w:after="20"/>
-        <w:jc w:val="left"/>
-      </w:pPr>
-      <w:r>
-        <w:rPr>
-          <w:rFonts w:ascii="Adani" w:hAnsi="Adani"/>
-          <w:b w:val="0"/>
-          <w:sz w:val="20"/>
-          <w:u w:val="none"/>
-        </w:rPr>
-        <w:t>SHANTI SAGAR INTERNATIONAL DREDGING LIMITED</w:t>
-      </w:r>
-    </w:p>
-    <w:p>
-      <w:pPr>
-        <w:spacing w:before="0" w:after="20"/>
-        <w:jc w:val="left"/>
-      </w:pPr>
-      <w:r>
-        <w:rPr>
-          <w:rFonts w:ascii="Adani" w:hAnsi="Adani"/>
-          <w:b w:val="0"/>
-          <w:sz w:val="20"/>
-          <w:u w:val="none"/>
-        </w:rPr>
-        <w:t>MUNDRA CRUDE OIL TERMINAL LIMITED</w:t>
-      </w:r>
-    </w:p>
-    <w:p>
-      <w:pPr>
-        <w:spacing w:before="0" w:after="20"/>
-        <w:jc w:val="left"/>
-      </w:pPr>
-      <w:r>
-        <w:rPr>
-          <w:rFonts w:ascii="Adani" w:hAnsi="Adani"/>
-          <w:b w:val="0"/>
-          <w:sz w:val="20"/>
-          <w:u w:val="none"/>
-        </w:rPr>
-        <w:t>ADANI WAREHOUSING SERVICES LIMITED</w:t>
       </w:r>
     </w:p>
     <w:p/>
@@ -5664,6 +4098,21 @@
           <w:sz w:val="20"/>
           <w:u w:val="none"/>
         </w:rPr>
+        <w:t>ADANI INTERNATIONAL CONTAINER TERMINAL PRIVATE LIMITED</w:t>
+      </w:r>
+    </w:p>
+    <w:p>
+      <w:pPr>
+        <w:spacing w:before="0" w:after="20"/>
+        <w:jc w:val="left"/>
+      </w:pPr>
+      <w:r>
+        <w:rPr>
+          <w:rFonts w:ascii="Adani" w:hAnsi="Adani"/>
+          <w:b w:val="0"/>
+          <w:sz w:val="20"/>
+          <w:u w:val="none"/>
+        </w:rPr>
         <w:t>ADANI CMA MUNDRA TERMINAL PRIVATE LIMITED</w:t>
       </w:r>
     </w:p>
@@ -5679,52 +4128,7 @@
           <w:sz w:val="20"/>
           <w:u w:val="none"/>
         </w:rPr>
-        <w:t>ADANI INTERNATIONAL CONTAINER TERMINAL PRIVATE LIMITED</w:t>
-      </w:r>
-    </w:p>
-    <w:p>
-      <w:pPr>
-        <w:spacing w:before="0" w:after="20"/>
-        <w:jc w:val="left"/>
-      </w:pPr>
-      <w:r>
-        <w:rPr>
-          <w:rFonts w:ascii="Adani" w:hAnsi="Adani"/>
-          <w:b w:val="0"/>
-          <w:sz w:val="20"/>
-          <w:u w:val="none"/>
-        </w:rPr>
-        <w:t>ADANI MURMUGAO PORT TERMINAL PRIVATE LIMITED</w:t>
-      </w:r>
-    </w:p>
-    <w:p>
-      <w:pPr>
-        <w:spacing w:before="0" w:after="20"/>
-        <w:jc w:val="left"/>
-      </w:pPr>
-      <w:r>
-        <w:rPr>
-          <w:rFonts w:ascii="Adani" w:hAnsi="Adani"/>
-          <w:b w:val="0"/>
-          <w:sz w:val="20"/>
-          <w:u w:val="none"/>
-        </w:rPr>
         <w:t>DHOLERA INFRASTRUCTURE PRIVATE LIMITED</w:t>
-      </w:r>
-    </w:p>
-    <w:p>
-      <w:pPr>
-        <w:spacing w:before="0" w:after="20"/>
-        <w:jc w:val="left"/>
-      </w:pPr>
-      <w:r>
-        <w:rPr>
-          <w:rFonts w:ascii="Adani" w:hAnsi="Adani"/>
-          <w:b w:val="0"/>
-          <w:sz w:val="20"/>
-          <w:u w:val="none"/>
-        </w:rPr>
-        <w:t>ADANI PORTS TECHNOLOGIES PRIVATE LIMITED</w:t>
       </w:r>
     </w:p>
     <w:p/>
@@ -6482,7 +4886,7 @@
                 <w:sz w:val="18"/>
                 <w:u w:val="none"/>
               </w:rPr>
-              <w:t>22</w:t>
+              <w:t>13</w:t>
             </w:r>
           </w:p>
         </w:tc>
@@ -7110,6 +5514,120 @@
                 <w:sz w:val="18"/>
                 <w:u w:val="none"/>
               </w:rPr>
+              <w:t>U45209GJ2009PLC058789</w:t>
+            </w:r>
+          </w:p>
+        </w:tc>
+        <w:tc>
+          <w:tcPr>
+            <w:tcW w:type="dxa" w:w="4252"/>
+            <w:shd w:val="clear" w:color="auto" w:fill="FFFFFF"/>
+            <w:tcBorders>
+              <w:top w:val="single" w:sz="4" w:space="0" w:color="000000"/>
+              <w:left w:val="single" w:sz="4" w:space="0" w:color="000000"/>
+              <w:bottom w:val="single" w:sz="4" w:space="0" w:color="000000"/>
+              <w:right w:val="single" w:sz="4" w:space="0" w:color="000000"/>
+            </w:tcBorders>
+            <w:vAlign w:val="center"/>
+          </w:tcPr>
+          <w:p>
+            <w:pPr>
+              <w:spacing w:before="40" w:after="40"/>
+              <w:jc w:val="left"/>
+            </w:pPr>
+            <w:r>
+              <w:rPr>
+                <w:rFonts w:ascii="Adani" w:hAnsi="Adani"/>
+                <w:b w:val="0"/>
+                <w:sz w:val="18"/>
+                <w:u w:val="none"/>
+              </w:rPr>
+              <w:t>ADANI HAZIRA PORT LIMITED</w:t>
+            </w:r>
+          </w:p>
+        </w:tc>
+        <w:tc>
+          <w:tcPr>
+            <w:tcW w:type="dxa" w:w="1587"/>
+            <w:shd w:val="clear" w:color="auto" w:fill="FFFFFF"/>
+            <w:tcBorders>
+              <w:top w:val="single" w:sz="4" w:space="0" w:color="000000"/>
+              <w:left w:val="single" w:sz="4" w:space="0" w:color="000000"/>
+              <w:bottom w:val="single" w:sz="4" w:space="0" w:color="000000"/>
+              <w:right w:val="single" w:sz="4" w:space="0" w:color="000000"/>
+            </w:tcBorders>
+            <w:vAlign w:val="center"/>
+          </w:tcPr>
+          <w:p>
+            <w:pPr>
+              <w:spacing w:before="40" w:after="40"/>
+              <w:jc w:val="left"/>
+            </w:pPr>
+            <w:r>
+              <w:rPr>
+                <w:rFonts w:ascii="Adani" w:hAnsi="Adani"/>
+                <w:b w:val="0"/>
+                <w:sz w:val="18"/>
+                <w:u w:val="none"/>
+              </w:rPr>
+              <w:t>Director</w:t>
+            </w:r>
+          </w:p>
+        </w:tc>
+        <w:tc>
+          <w:tcPr>
+            <w:tcW w:type="dxa" w:w="1304"/>
+            <w:shd w:val="clear" w:color="auto" w:fill="FFFFFF"/>
+            <w:tcBorders>
+              <w:top w:val="single" w:sz="4" w:space="0" w:color="000000"/>
+              <w:left w:val="single" w:sz="4" w:space="0" w:color="000000"/>
+              <w:bottom w:val="single" w:sz="4" w:space="0" w:color="000000"/>
+              <w:right w:val="single" w:sz="4" w:space="0" w:color="000000"/>
+            </w:tcBorders>
+            <w:vAlign w:val="center"/>
+          </w:tcPr>
+          <w:p>
+            <w:pPr>
+              <w:spacing w:before="40" w:after="40"/>
+              <w:jc w:val="left"/>
+            </w:pPr>
+            <w:r>
+              <w:rPr>
+                <w:rFonts w:ascii="Adani" w:hAnsi="Adani"/>
+                <w:b w:val="0"/>
+                <w:sz w:val="18"/>
+                <w:u w:val="none"/>
+              </w:rPr>
+              <w:t>21/06/2024</w:t>
+            </w:r>
+          </w:p>
+        </w:tc>
+      </w:tr>
+      <w:tr>
+        <w:tc>
+          <w:tcPr>
+            <w:tcW w:type="dxa" w:w="2268"/>
+            <w:shd w:val="clear" w:color="auto" w:fill="FFFFFF"/>
+            <w:tcBorders>
+              <w:top w:val="single" w:sz="4" w:space="0" w:color="000000"/>
+              <w:left w:val="single" w:sz="4" w:space="0" w:color="000000"/>
+              <w:bottom w:val="single" w:sz="4" w:space="0" w:color="000000"/>
+              <w:right w:val="single" w:sz="4" w:space="0" w:color="000000"/>
+            </w:tcBorders>
+            <w:vAlign w:val="center"/>
+          </w:tcPr>
+          <w:p>
+            <w:pPr>
+              <w:spacing w:before="40" w:after="40"/>
+              <w:jc w:val="left"/>
+            </w:pPr>
+            <w:r>
+              <w:rPr>
+                <w:rFonts w:ascii="Adani" w:hAnsi="Adani"/>
+                <w:b w:val="0"/>
+                <w:sz w:val="18"/>
+                <w:u w:val="none"/>
+              </w:rPr>
               <w:t>U63012GJ2003PLC041919</w:t>
             </w:r>
           </w:p>
@@ -7167,120 +5685,6 @@
                 <w:u w:val="none"/>
               </w:rPr>
               <w:t>Managing Director</w:t>
-            </w:r>
-          </w:p>
-        </w:tc>
-        <w:tc>
-          <w:tcPr>
-            <w:tcW w:type="dxa" w:w="1304"/>
-            <w:shd w:val="clear" w:color="auto" w:fill="FFFFFF"/>
-            <w:tcBorders>
-              <w:top w:val="single" w:sz="4" w:space="0" w:color="000000"/>
-              <w:left w:val="single" w:sz="4" w:space="0" w:color="000000"/>
-              <w:bottom w:val="single" w:sz="4" w:space="0" w:color="000000"/>
-              <w:right w:val="single" w:sz="4" w:space="0" w:color="000000"/>
-            </w:tcBorders>
-            <w:vAlign w:val="center"/>
-          </w:tcPr>
-          <w:p>
-            <w:pPr>
-              <w:spacing w:before="40" w:after="40"/>
-              <w:jc w:val="left"/>
-            </w:pPr>
-            <w:r>
-              <w:rPr>
-                <w:rFonts w:ascii="Adani" w:hAnsi="Adani"/>
-                <w:b w:val="0"/>
-                <w:sz w:val="18"/>
-                <w:u w:val="none"/>
-              </w:rPr>
-              <w:t>21/06/2024</w:t>
-            </w:r>
-          </w:p>
-        </w:tc>
-      </w:tr>
-      <w:tr>
-        <w:tc>
-          <w:tcPr>
-            <w:tcW w:type="dxa" w:w="2268"/>
-            <w:shd w:val="clear" w:color="auto" w:fill="FFFFFF"/>
-            <w:tcBorders>
-              <w:top w:val="single" w:sz="4" w:space="0" w:color="000000"/>
-              <w:left w:val="single" w:sz="4" w:space="0" w:color="000000"/>
-              <w:bottom w:val="single" w:sz="4" w:space="0" w:color="000000"/>
-              <w:right w:val="single" w:sz="4" w:space="0" w:color="000000"/>
-            </w:tcBorders>
-            <w:vAlign w:val="center"/>
-          </w:tcPr>
-          <w:p>
-            <w:pPr>
-              <w:spacing w:before="40" w:after="40"/>
-              <w:jc w:val="left"/>
-            </w:pPr>
-            <w:r>
-              <w:rPr>
-                <w:rFonts w:ascii="Adani" w:hAnsi="Adani"/>
-                <w:b w:val="0"/>
-                <w:sz w:val="18"/>
-                <w:u w:val="none"/>
-              </w:rPr>
-              <w:t>U45209GJ2009PLC058789</w:t>
-            </w:r>
-          </w:p>
-        </w:tc>
-        <w:tc>
-          <w:tcPr>
-            <w:tcW w:type="dxa" w:w="4252"/>
-            <w:shd w:val="clear" w:color="auto" w:fill="FFFFFF"/>
-            <w:tcBorders>
-              <w:top w:val="single" w:sz="4" w:space="0" w:color="000000"/>
-              <w:left w:val="single" w:sz="4" w:space="0" w:color="000000"/>
-              <w:bottom w:val="single" w:sz="4" w:space="0" w:color="000000"/>
-              <w:right w:val="single" w:sz="4" w:space="0" w:color="000000"/>
-            </w:tcBorders>
-            <w:vAlign w:val="center"/>
-          </w:tcPr>
-          <w:p>
-            <w:pPr>
-              <w:spacing w:before="40" w:after="40"/>
-              <w:jc w:val="left"/>
-            </w:pPr>
-            <w:r>
-              <w:rPr>
-                <w:rFonts w:ascii="Adani" w:hAnsi="Adani"/>
-                <w:b w:val="0"/>
-                <w:sz w:val="18"/>
-                <w:u w:val="none"/>
-              </w:rPr>
-              <w:t>ADANI HAZIRA PORT LIMITED</w:t>
-            </w:r>
-          </w:p>
-        </w:tc>
-        <w:tc>
-          <w:tcPr>
-            <w:tcW w:type="dxa" w:w="1587"/>
-            <w:shd w:val="clear" w:color="auto" w:fill="FFFFFF"/>
-            <w:tcBorders>
-              <w:top w:val="single" w:sz="4" w:space="0" w:color="000000"/>
-              <w:left w:val="single" w:sz="4" w:space="0" w:color="000000"/>
-              <w:bottom w:val="single" w:sz="4" w:space="0" w:color="000000"/>
-              <w:right w:val="single" w:sz="4" w:space="0" w:color="000000"/>
-            </w:tcBorders>
-            <w:vAlign w:val="center"/>
-          </w:tcPr>
-          <w:p>
-            <w:pPr>
-              <w:spacing w:before="40" w:after="40"/>
-              <w:jc w:val="left"/>
-            </w:pPr>
-            <w:r>
-              <w:rPr>
-                <w:rFonts w:ascii="Adani" w:hAnsi="Adani"/>
-                <w:b w:val="0"/>
-                <w:sz w:val="18"/>
-                <w:u w:val="none"/>
-              </w:rPr>
-              <w:t>Director</w:t>
             </w:r>
           </w:p>
         </w:tc>
@@ -7452,120 +5856,6 @@
                 <w:sz w:val="18"/>
                 <w:u w:val="none"/>
               </w:rPr>
-              <w:t>U64990GJ2023PLC145680</w:t>
-            </w:r>
-          </w:p>
-        </w:tc>
-        <w:tc>
-          <w:tcPr>
-            <w:tcW w:type="dxa" w:w="4252"/>
-            <w:shd w:val="clear" w:color="auto" w:fill="FFFFFF"/>
-            <w:tcBorders>
-              <w:top w:val="single" w:sz="4" w:space="0" w:color="000000"/>
-              <w:left w:val="single" w:sz="4" w:space="0" w:color="000000"/>
-              <w:bottom w:val="single" w:sz="4" w:space="0" w:color="000000"/>
-              <w:right w:val="single" w:sz="4" w:space="0" w:color="000000"/>
-            </w:tcBorders>
-            <w:vAlign w:val="center"/>
-          </w:tcPr>
-          <w:p>
-            <w:pPr>
-              <w:spacing w:before="40" w:after="40"/>
-              <w:jc w:val="left"/>
-            </w:pPr>
-            <w:r>
-              <w:rPr>
-                <w:rFonts w:ascii="Adani" w:hAnsi="Adani"/>
-                <w:b w:val="0"/>
-                <w:sz w:val="18"/>
-                <w:u w:val="none"/>
-              </w:rPr>
-              <w:t>UDANVAT LEASING IFSC LIMITED</w:t>
-            </w:r>
-          </w:p>
-        </w:tc>
-        <w:tc>
-          <w:tcPr>
-            <w:tcW w:type="dxa" w:w="1587"/>
-            <w:shd w:val="clear" w:color="auto" w:fill="FFFFFF"/>
-            <w:tcBorders>
-              <w:top w:val="single" w:sz="4" w:space="0" w:color="000000"/>
-              <w:left w:val="single" w:sz="4" w:space="0" w:color="000000"/>
-              <w:bottom w:val="single" w:sz="4" w:space="0" w:color="000000"/>
-              <w:right w:val="single" w:sz="4" w:space="0" w:color="000000"/>
-            </w:tcBorders>
-            <w:vAlign w:val="center"/>
-          </w:tcPr>
-          <w:p>
-            <w:pPr>
-              <w:spacing w:before="40" w:after="40"/>
-              <w:jc w:val="left"/>
-            </w:pPr>
-            <w:r>
-              <w:rPr>
-                <w:rFonts w:ascii="Adani" w:hAnsi="Adani"/>
-                <w:b w:val="0"/>
-                <w:sz w:val="18"/>
-                <w:u w:val="none"/>
-              </w:rPr>
-              <w:t>Director</w:t>
-            </w:r>
-          </w:p>
-        </w:tc>
-        <w:tc>
-          <w:tcPr>
-            <w:tcW w:type="dxa" w:w="1304"/>
-            <w:shd w:val="clear" w:color="auto" w:fill="FFFFFF"/>
-            <w:tcBorders>
-              <w:top w:val="single" w:sz="4" w:space="0" w:color="000000"/>
-              <w:left w:val="single" w:sz="4" w:space="0" w:color="000000"/>
-              <w:bottom w:val="single" w:sz="4" w:space="0" w:color="000000"/>
-              <w:right w:val="single" w:sz="4" w:space="0" w:color="000000"/>
-            </w:tcBorders>
-            <w:vAlign w:val="center"/>
-          </w:tcPr>
-          <w:p>
-            <w:pPr>
-              <w:spacing w:before="40" w:after="40"/>
-              <w:jc w:val="left"/>
-            </w:pPr>
-            <w:r>
-              <w:rPr>
-                <w:rFonts w:ascii="Adani" w:hAnsi="Adani"/>
-                <w:b w:val="0"/>
-                <w:sz w:val="18"/>
-                <w:u w:val="none"/>
-              </w:rPr>
-              <w:t>23/10/2023</w:t>
-            </w:r>
-          </w:p>
-        </w:tc>
-      </w:tr>
-      <w:tr>
-        <w:tc>
-          <w:tcPr>
-            <w:tcW w:type="dxa" w:w="2268"/>
-            <w:shd w:val="clear" w:color="auto" w:fill="FFFFFF"/>
-            <w:tcBorders>
-              <w:top w:val="single" w:sz="4" w:space="0" w:color="000000"/>
-              <w:left w:val="single" w:sz="4" w:space="0" w:color="000000"/>
-              <w:bottom w:val="single" w:sz="4" w:space="0" w:color="000000"/>
-              <w:right w:val="single" w:sz="4" w:space="0" w:color="000000"/>
-            </w:tcBorders>
-            <w:vAlign w:val="center"/>
-          </w:tcPr>
-          <w:p>
-            <w:pPr>
-              <w:spacing w:before="40" w:after="40"/>
-              <w:jc w:val="left"/>
-            </w:pPr>
-            <w:r>
-              <w:rPr>
-                <w:rFonts w:ascii="Adani" w:hAnsi="Adani"/>
-                <w:b w:val="0"/>
-                <w:sz w:val="18"/>
-                <w:u w:val="none"/>
-              </w:rPr>
               <w:t>U45203GJ2011PTC064976</w:t>
             </w:r>
           </w:p>
@@ -7680,7 +5970,7 @@
                 <w:sz w:val="18"/>
                 <w:u w:val="none"/>
               </w:rPr>
-              <w:t>U61200GJ2014PTC080300</w:t>
+              <w:t>U61200GJ2011PTC065095</w:t>
             </w:r>
           </w:p>
         </w:tc>
@@ -7708,7 +5998,7 @@
                 <w:sz w:val="18"/>
                 <w:u w:val="none"/>
               </w:rPr>
-              <w:t>ADANI CMA MUNDRA TERMINAL PRIVATE LIMITED</w:t>
+              <w:t>ADANI INTERNATIONAL CONTAINER TERMINAL PRIVATE LIMITED</w:t>
             </w:r>
           </w:p>
         </w:tc>
@@ -7794,7 +6084,7 @@
                 <w:sz w:val="18"/>
                 <w:u w:val="none"/>
               </w:rPr>
-              <w:t>U61200GJ2011PTC065095</w:t>
+              <w:t>U61200GJ2014PTC080300</w:t>
             </w:r>
           </w:p>
         </w:tc>
@@ -7822,7 +6112,7 @@
                 <w:sz w:val="18"/>
                 <w:u w:val="none"/>
               </w:rPr>
-              <w:t>ADANI INTERNATIONAL CONTAINER TERMINAL PRIVATE LIMITED</w:t>
+              <w:t>ADANI CMA MUNDRA TERMINAL PRIVATE LIMITED</w:t>
             </w:r>
           </w:p>
         </w:tc>
@@ -8136,120 +6426,6 @@
                 <w:sz w:val="18"/>
                 <w:u w:val="none"/>
               </w:rPr>
-              <w:t>U61100GJ2009PTC057727</w:t>
-            </w:r>
-          </w:p>
-        </w:tc>
-        <w:tc>
-          <w:tcPr>
-            <w:tcW w:type="dxa" w:w="4252"/>
-            <w:shd w:val="clear" w:color="auto" w:fill="FFFFFF"/>
-            <w:tcBorders>
-              <w:top w:val="single" w:sz="4" w:space="0" w:color="000000"/>
-              <w:left w:val="single" w:sz="4" w:space="0" w:color="000000"/>
-              <w:bottom w:val="single" w:sz="4" w:space="0" w:color="000000"/>
-              <w:right w:val="single" w:sz="4" w:space="0" w:color="000000"/>
-            </w:tcBorders>
-            <w:vAlign w:val="center"/>
-          </w:tcPr>
-          <w:p>
-            <w:pPr>
-              <w:spacing w:before="40" w:after="40"/>
-              <w:jc w:val="left"/>
-            </w:pPr>
-            <w:r>
-              <w:rPr>
-                <w:rFonts w:ascii="Adani" w:hAnsi="Adani"/>
-                <w:b w:val="0"/>
-                <w:sz w:val="18"/>
-                <w:u w:val="none"/>
-              </w:rPr>
-              <w:t>ADANI MURMUGAO PORT TERMINAL PRIVATE LIMITED</w:t>
-            </w:r>
-          </w:p>
-        </w:tc>
-        <w:tc>
-          <w:tcPr>
-            <w:tcW w:type="dxa" w:w="1587"/>
-            <w:shd w:val="clear" w:color="auto" w:fill="FFFFFF"/>
-            <w:tcBorders>
-              <w:top w:val="single" w:sz="4" w:space="0" w:color="000000"/>
-              <w:left w:val="single" w:sz="4" w:space="0" w:color="000000"/>
-              <w:bottom w:val="single" w:sz="4" w:space="0" w:color="000000"/>
-              <w:right w:val="single" w:sz="4" w:space="0" w:color="000000"/>
-            </w:tcBorders>
-            <w:vAlign w:val="center"/>
-          </w:tcPr>
-          <w:p>
-            <w:pPr>
-              <w:spacing w:before="40" w:after="40"/>
-              <w:jc w:val="left"/>
-            </w:pPr>
-            <w:r>
-              <w:rPr>
-                <w:rFonts w:ascii="Adani" w:hAnsi="Adani"/>
-                <w:b w:val="0"/>
-                <w:sz w:val="18"/>
-                <w:u w:val="none"/>
-              </w:rPr>
-              <w:t>Director</w:t>
-            </w:r>
-          </w:p>
-        </w:tc>
-        <w:tc>
-          <w:tcPr>
-            <w:tcW w:type="dxa" w:w="1304"/>
-            <w:shd w:val="clear" w:color="auto" w:fill="FFFFFF"/>
-            <w:tcBorders>
-              <w:top w:val="single" w:sz="4" w:space="0" w:color="000000"/>
-              <w:left w:val="single" w:sz="4" w:space="0" w:color="000000"/>
-              <w:bottom w:val="single" w:sz="4" w:space="0" w:color="000000"/>
-              <w:right w:val="single" w:sz="4" w:space="0" w:color="000000"/>
-            </w:tcBorders>
-            <w:vAlign w:val="center"/>
-          </w:tcPr>
-          <w:p>
-            <w:pPr>
-              <w:spacing w:before="40" w:after="40"/>
-              <w:jc w:val="left"/>
-            </w:pPr>
-            <w:r>
-              <w:rPr>
-                <w:rFonts w:ascii="Adani" w:hAnsi="Adani"/>
-                <w:b w:val="0"/>
-                <w:sz w:val="18"/>
-                <w:u w:val="none"/>
-              </w:rPr>
-              <w:t>31/01/2020</w:t>
-            </w:r>
-          </w:p>
-        </w:tc>
-      </w:tr>
-      <w:tr>
-        <w:tc>
-          <w:tcPr>
-            <w:tcW w:type="dxa" w:w="2268"/>
-            <w:shd w:val="clear" w:color="auto" w:fill="FFFFFF"/>
-            <w:tcBorders>
-              <w:top w:val="single" w:sz="4" w:space="0" w:color="000000"/>
-              <w:left w:val="single" w:sz="4" w:space="0" w:color="000000"/>
-              <w:bottom w:val="single" w:sz="4" w:space="0" w:color="000000"/>
-              <w:right w:val="single" w:sz="4" w:space="0" w:color="000000"/>
-            </w:tcBorders>
-            <w:vAlign w:val="center"/>
-          </w:tcPr>
-          <w:p>
-            <w:pPr>
-              <w:spacing w:before="40" w:after="40"/>
-              <w:jc w:val="left"/>
-            </w:pPr>
-            <w:r>
-              <w:rPr>
-                <w:rFonts w:ascii="Adani" w:hAnsi="Adani"/>
-                <w:b w:val="0"/>
-                <w:sz w:val="18"/>
-                <w:u w:val="none"/>
-              </w:rPr>
               <w:t>U45203GJ2006PTC049426</w:t>
             </w:r>
           </w:p>
@@ -8335,804 +6511,6 @@
                 <w:u w:val="none"/>
               </w:rPr>
               <w:t>30/01/2020</w:t>
-            </w:r>
-          </w:p>
-        </w:tc>
-      </w:tr>
-      <w:tr>
-        <w:tc>
-          <w:tcPr>
-            <w:tcW w:type="dxa" w:w="2268"/>
-            <w:shd w:val="clear" w:color="auto" w:fill="FFFFFF"/>
-            <w:tcBorders>
-              <w:top w:val="single" w:sz="4" w:space="0" w:color="000000"/>
-              <w:left w:val="single" w:sz="4" w:space="0" w:color="000000"/>
-              <w:bottom w:val="single" w:sz="4" w:space="0" w:color="000000"/>
-              <w:right w:val="single" w:sz="4" w:space="0" w:color="000000"/>
-            </w:tcBorders>
-            <w:vAlign w:val="center"/>
-          </w:tcPr>
-          <w:p>
-            <w:pPr>
-              <w:spacing w:before="40" w:after="40"/>
-              <w:jc w:val="left"/>
-            </w:pPr>
-            <w:r>
-              <w:rPr>
-                <w:rFonts w:ascii="Adani" w:hAnsi="Adani"/>
-                <w:b w:val="0"/>
-                <w:sz w:val="18"/>
-                <w:u w:val="none"/>
-              </w:rPr>
-              <w:t>U45200MH1990PLC055968</w:t>
-            </w:r>
-          </w:p>
-        </w:tc>
-        <w:tc>
-          <w:tcPr>
-            <w:tcW w:type="dxa" w:w="4252"/>
-            <w:shd w:val="clear" w:color="auto" w:fill="FFFFFF"/>
-            <w:tcBorders>
-              <w:top w:val="single" w:sz="4" w:space="0" w:color="000000"/>
-              <w:left w:val="single" w:sz="4" w:space="0" w:color="000000"/>
-              <w:bottom w:val="single" w:sz="4" w:space="0" w:color="000000"/>
-              <w:right w:val="single" w:sz="4" w:space="0" w:color="000000"/>
-            </w:tcBorders>
-            <w:vAlign w:val="center"/>
-          </w:tcPr>
-          <w:p>
-            <w:pPr>
-              <w:spacing w:before="40" w:after="40"/>
-              <w:jc w:val="left"/>
-            </w:pPr>
-            <w:r>
-              <w:rPr>
-                <w:rFonts w:ascii="Adani" w:hAnsi="Adani"/>
-                <w:b w:val="0"/>
-                <w:sz w:val="18"/>
-                <w:u w:val="none"/>
-              </w:rPr>
-              <w:t>BLUE STAR REALTORS LIMITED</w:t>
-            </w:r>
-          </w:p>
-        </w:tc>
-        <w:tc>
-          <w:tcPr>
-            <w:tcW w:type="dxa" w:w="1587"/>
-            <w:shd w:val="clear" w:color="auto" w:fill="FFFFFF"/>
-            <w:tcBorders>
-              <w:top w:val="single" w:sz="4" w:space="0" w:color="000000"/>
-              <w:left w:val="single" w:sz="4" w:space="0" w:color="000000"/>
-              <w:bottom w:val="single" w:sz="4" w:space="0" w:color="000000"/>
-              <w:right w:val="single" w:sz="4" w:space="0" w:color="000000"/>
-            </w:tcBorders>
-            <w:vAlign w:val="center"/>
-          </w:tcPr>
-          <w:p>
-            <w:pPr>
-              <w:spacing w:before="40" w:after="40"/>
-              <w:jc w:val="left"/>
-            </w:pPr>
-            <w:r>
-              <w:rPr>
-                <w:rFonts w:ascii="Adani" w:hAnsi="Adani"/>
-                <w:b w:val="0"/>
-                <w:sz w:val="18"/>
-                <w:u w:val="none"/>
-              </w:rPr>
-              <w:t>Additional Director</w:t>
-            </w:r>
-          </w:p>
-        </w:tc>
-        <w:tc>
-          <w:tcPr>
-            <w:tcW w:type="dxa" w:w="1304"/>
-            <w:shd w:val="clear" w:color="auto" w:fill="FFFFFF"/>
-            <w:tcBorders>
-              <w:top w:val="single" w:sz="4" w:space="0" w:color="000000"/>
-              <w:left w:val="single" w:sz="4" w:space="0" w:color="000000"/>
-              <w:bottom w:val="single" w:sz="4" w:space="0" w:color="000000"/>
-              <w:right w:val="single" w:sz="4" w:space="0" w:color="000000"/>
-            </w:tcBorders>
-            <w:vAlign w:val="center"/>
-          </w:tcPr>
-          <w:p>
-            <w:pPr>
-              <w:spacing w:before="40" w:after="40"/>
-              <w:jc w:val="left"/>
-            </w:pPr>
-            <w:r>
-              <w:rPr>
-                <w:rFonts w:ascii="Adani" w:hAnsi="Adani"/>
-                <w:b w:val="0"/>
-                <w:sz w:val="18"/>
-                <w:u w:val="none"/>
-              </w:rPr>
-              <w:t>30/01/2020</w:t>
-            </w:r>
-          </w:p>
-        </w:tc>
-      </w:tr>
-      <w:tr>
-        <w:tc>
-          <w:tcPr>
-            <w:tcW w:type="dxa" w:w="2268"/>
-            <w:shd w:val="clear" w:color="auto" w:fill="FFFFFF"/>
-            <w:tcBorders>
-              <w:top w:val="single" w:sz="4" w:space="0" w:color="000000"/>
-              <w:left w:val="single" w:sz="4" w:space="0" w:color="000000"/>
-              <w:bottom w:val="single" w:sz="4" w:space="0" w:color="000000"/>
-              <w:right w:val="single" w:sz="4" w:space="0" w:color="000000"/>
-            </w:tcBorders>
-            <w:vAlign w:val="center"/>
-          </w:tcPr>
-          <w:p>
-            <w:pPr>
-              <w:spacing w:before="40" w:after="40"/>
-              <w:jc w:val="left"/>
-            </w:pPr>
-            <w:r>
-              <w:rPr>
-                <w:rFonts w:ascii="Adani" w:hAnsi="Adani"/>
-                <w:b w:val="0"/>
-                <w:sz w:val="18"/>
-                <w:u w:val="none"/>
-              </w:rPr>
-              <w:t>U74110GJ2017PTC097358</w:t>
-            </w:r>
-          </w:p>
-        </w:tc>
-        <w:tc>
-          <w:tcPr>
-            <w:tcW w:type="dxa" w:w="4252"/>
-            <w:shd w:val="clear" w:color="auto" w:fill="FFFFFF"/>
-            <w:tcBorders>
-              <w:top w:val="single" w:sz="4" w:space="0" w:color="000000"/>
-              <w:left w:val="single" w:sz="4" w:space="0" w:color="000000"/>
-              <w:bottom w:val="single" w:sz="4" w:space="0" w:color="000000"/>
-              <w:right w:val="single" w:sz="4" w:space="0" w:color="000000"/>
-            </w:tcBorders>
-            <w:vAlign w:val="center"/>
-          </w:tcPr>
-          <w:p>
-            <w:pPr>
-              <w:spacing w:before="40" w:after="40"/>
-              <w:jc w:val="left"/>
-            </w:pPr>
-            <w:r>
-              <w:rPr>
-                <w:rFonts w:ascii="Adani" w:hAnsi="Adani"/>
-                <w:b w:val="0"/>
-                <w:sz w:val="18"/>
-                <w:u w:val="none"/>
-              </w:rPr>
-              <w:t>ADANI PORTS TECHNOLOGIES PRIVATE LIMITED</w:t>
-            </w:r>
-          </w:p>
-        </w:tc>
-        <w:tc>
-          <w:tcPr>
-            <w:tcW w:type="dxa" w:w="1587"/>
-            <w:shd w:val="clear" w:color="auto" w:fill="FFFFFF"/>
-            <w:tcBorders>
-              <w:top w:val="single" w:sz="4" w:space="0" w:color="000000"/>
-              <w:left w:val="single" w:sz="4" w:space="0" w:color="000000"/>
-              <w:bottom w:val="single" w:sz="4" w:space="0" w:color="000000"/>
-              <w:right w:val="single" w:sz="4" w:space="0" w:color="000000"/>
-            </w:tcBorders>
-            <w:vAlign w:val="center"/>
-          </w:tcPr>
-          <w:p>
-            <w:pPr>
-              <w:spacing w:before="40" w:after="40"/>
-              <w:jc w:val="left"/>
-            </w:pPr>
-            <w:r>
-              <w:rPr>
-                <w:rFonts w:ascii="Adani" w:hAnsi="Adani"/>
-                <w:b w:val="0"/>
-                <w:sz w:val="18"/>
-                <w:u w:val="none"/>
-              </w:rPr>
-              <w:t>Additional Director</w:t>
-            </w:r>
-          </w:p>
-        </w:tc>
-        <w:tc>
-          <w:tcPr>
-            <w:tcW w:type="dxa" w:w="1304"/>
-            <w:shd w:val="clear" w:color="auto" w:fill="FFFFFF"/>
-            <w:tcBorders>
-              <w:top w:val="single" w:sz="4" w:space="0" w:color="000000"/>
-              <w:left w:val="single" w:sz="4" w:space="0" w:color="000000"/>
-              <w:bottom w:val="single" w:sz="4" w:space="0" w:color="000000"/>
-              <w:right w:val="single" w:sz="4" w:space="0" w:color="000000"/>
-            </w:tcBorders>
-            <w:vAlign w:val="center"/>
-          </w:tcPr>
-          <w:p>
-            <w:pPr>
-              <w:spacing w:before="40" w:after="40"/>
-              <w:jc w:val="left"/>
-            </w:pPr>
-            <w:r>
-              <w:rPr>
-                <w:rFonts w:ascii="Adani" w:hAnsi="Adani"/>
-                <w:b w:val="0"/>
-                <w:sz w:val="18"/>
-                <w:u w:val="none"/>
-              </w:rPr>
-              <w:t>27/01/2020</w:t>
-            </w:r>
-          </w:p>
-        </w:tc>
-      </w:tr>
-      <w:tr>
-        <w:tc>
-          <w:tcPr>
-            <w:tcW w:type="dxa" w:w="2268"/>
-            <w:shd w:val="clear" w:color="auto" w:fill="FFFFFF"/>
-            <w:tcBorders>
-              <w:top w:val="single" w:sz="4" w:space="0" w:color="000000"/>
-              <w:left w:val="single" w:sz="4" w:space="0" w:color="000000"/>
-              <w:bottom w:val="single" w:sz="4" w:space="0" w:color="000000"/>
-              <w:right w:val="single" w:sz="4" w:space="0" w:color="000000"/>
-            </w:tcBorders>
-            <w:vAlign w:val="center"/>
-          </w:tcPr>
-          <w:p>
-            <w:pPr>
-              <w:spacing w:before="40" w:after="40"/>
-              <w:jc w:val="left"/>
-            </w:pPr>
-            <w:r>
-              <w:rPr>
-                <w:rFonts w:ascii="Adani" w:hAnsi="Adani"/>
-                <w:b w:val="0"/>
-                <w:sz w:val="18"/>
-                <w:u w:val="none"/>
-              </w:rPr>
-              <w:t>U45203GJ2010PLC061029</w:t>
-            </w:r>
-          </w:p>
-        </w:tc>
-        <w:tc>
-          <w:tcPr>
-            <w:tcW w:type="dxa" w:w="4252"/>
-            <w:shd w:val="clear" w:color="auto" w:fill="FFFFFF"/>
-            <w:tcBorders>
-              <w:top w:val="single" w:sz="4" w:space="0" w:color="000000"/>
-              <w:left w:val="single" w:sz="4" w:space="0" w:color="000000"/>
-              <w:bottom w:val="single" w:sz="4" w:space="0" w:color="000000"/>
-              <w:right w:val="single" w:sz="4" w:space="0" w:color="000000"/>
-            </w:tcBorders>
-            <w:vAlign w:val="center"/>
-          </w:tcPr>
-          <w:p>
-            <w:pPr>
-              <w:spacing w:before="40" w:after="40"/>
-              <w:jc w:val="left"/>
-            </w:pPr>
-            <w:r>
-              <w:rPr>
-                <w:rFonts w:ascii="Adani" w:hAnsi="Adani"/>
-                <w:b w:val="0"/>
-                <w:sz w:val="18"/>
-                <w:u w:val="none"/>
-              </w:rPr>
-              <w:t>HAZIRA INFRASTRUCTURE LIMITED</w:t>
-            </w:r>
-          </w:p>
-        </w:tc>
-        <w:tc>
-          <w:tcPr>
-            <w:tcW w:type="dxa" w:w="1587"/>
-            <w:shd w:val="clear" w:color="auto" w:fill="FFFFFF"/>
-            <w:tcBorders>
-              <w:top w:val="single" w:sz="4" w:space="0" w:color="000000"/>
-              <w:left w:val="single" w:sz="4" w:space="0" w:color="000000"/>
-              <w:bottom w:val="single" w:sz="4" w:space="0" w:color="000000"/>
-              <w:right w:val="single" w:sz="4" w:space="0" w:color="000000"/>
-            </w:tcBorders>
-            <w:vAlign w:val="center"/>
-          </w:tcPr>
-          <w:p>
-            <w:pPr>
-              <w:spacing w:before="40" w:after="40"/>
-              <w:jc w:val="left"/>
-            </w:pPr>
-            <w:r>
-              <w:rPr>
-                <w:rFonts w:ascii="Adani" w:hAnsi="Adani"/>
-                <w:b w:val="0"/>
-                <w:sz w:val="18"/>
-                <w:u w:val="none"/>
-              </w:rPr>
-              <w:t>Director</w:t>
-            </w:r>
-          </w:p>
-        </w:tc>
-        <w:tc>
-          <w:tcPr>
-            <w:tcW w:type="dxa" w:w="1304"/>
-            <w:shd w:val="clear" w:color="auto" w:fill="FFFFFF"/>
-            <w:tcBorders>
-              <w:top w:val="single" w:sz="4" w:space="0" w:color="000000"/>
-              <w:left w:val="single" w:sz="4" w:space="0" w:color="000000"/>
-              <w:bottom w:val="single" w:sz="4" w:space="0" w:color="000000"/>
-              <w:right w:val="single" w:sz="4" w:space="0" w:color="000000"/>
-            </w:tcBorders>
-            <w:vAlign w:val="center"/>
-          </w:tcPr>
-          <w:p>
-            <w:pPr>
-              <w:spacing w:before="40" w:after="40"/>
-              <w:jc w:val="left"/>
-            </w:pPr>
-            <w:r>
-              <w:rPr>
-                <w:rFonts w:ascii="Adani" w:hAnsi="Adani"/>
-                <w:b w:val="0"/>
-                <w:sz w:val="18"/>
-                <w:u w:val="none"/>
-              </w:rPr>
-              <w:t>24/07/2019</w:t>
-            </w:r>
-          </w:p>
-        </w:tc>
-      </w:tr>
-      <w:tr>
-        <w:tc>
-          <w:tcPr>
-            <w:tcW w:type="dxa" w:w="2268"/>
-            <w:shd w:val="clear" w:color="auto" w:fill="FFFFFF"/>
-            <w:tcBorders>
-              <w:top w:val="single" w:sz="4" w:space="0" w:color="000000"/>
-              <w:left w:val="single" w:sz="4" w:space="0" w:color="000000"/>
-              <w:bottom w:val="single" w:sz="4" w:space="0" w:color="000000"/>
-              <w:right w:val="single" w:sz="4" w:space="0" w:color="000000"/>
-            </w:tcBorders>
-            <w:vAlign w:val="center"/>
-          </w:tcPr>
-          <w:p>
-            <w:pPr>
-              <w:spacing w:before="40" w:after="40"/>
-              <w:jc w:val="left"/>
-            </w:pPr>
-            <w:r>
-              <w:rPr>
-                <w:rFonts w:ascii="Adani" w:hAnsi="Adani"/>
-                <w:b w:val="0"/>
-                <w:sz w:val="18"/>
-                <w:u w:val="none"/>
-              </w:rPr>
-              <w:t>U45400OR2007PLC015831</w:t>
-            </w:r>
-          </w:p>
-        </w:tc>
-        <w:tc>
-          <w:tcPr>
-            <w:tcW w:type="dxa" w:w="4252"/>
-            <w:shd w:val="clear" w:color="auto" w:fill="FFFFFF"/>
-            <w:tcBorders>
-              <w:top w:val="single" w:sz="4" w:space="0" w:color="000000"/>
-              <w:left w:val="single" w:sz="4" w:space="0" w:color="000000"/>
-              <w:bottom w:val="single" w:sz="4" w:space="0" w:color="000000"/>
-              <w:right w:val="single" w:sz="4" w:space="0" w:color="000000"/>
-            </w:tcBorders>
-            <w:vAlign w:val="center"/>
-          </w:tcPr>
-          <w:p>
-            <w:pPr>
-              <w:spacing w:before="40" w:after="40"/>
-              <w:jc w:val="left"/>
-            </w:pPr>
-            <w:r>
-              <w:rPr>
-                <w:rFonts w:ascii="Adani" w:hAnsi="Adani"/>
-                <w:b w:val="0"/>
-                <w:sz w:val="18"/>
-                <w:u w:val="none"/>
-              </w:rPr>
-              <w:t>DHAMRA INFRASTRUCTURE LIMITED</w:t>
-            </w:r>
-          </w:p>
-        </w:tc>
-        <w:tc>
-          <w:tcPr>
-            <w:tcW w:type="dxa" w:w="1587"/>
-            <w:shd w:val="clear" w:color="auto" w:fill="FFFFFF"/>
-            <w:tcBorders>
-              <w:top w:val="single" w:sz="4" w:space="0" w:color="000000"/>
-              <w:left w:val="single" w:sz="4" w:space="0" w:color="000000"/>
-              <w:bottom w:val="single" w:sz="4" w:space="0" w:color="000000"/>
-              <w:right w:val="single" w:sz="4" w:space="0" w:color="000000"/>
-            </w:tcBorders>
-            <w:vAlign w:val="center"/>
-          </w:tcPr>
-          <w:p>
-            <w:pPr>
-              <w:spacing w:before="40" w:after="40"/>
-              <w:jc w:val="left"/>
-            </w:pPr>
-            <w:r>
-              <w:rPr>
-                <w:rFonts w:ascii="Adani" w:hAnsi="Adani"/>
-                <w:b w:val="0"/>
-                <w:sz w:val="18"/>
-                <w:u w:val="none"/>
-              </w:rPr>
-              <w:t>Managing Director</w:t>
-            </w:r>
-          </w:p>
-        </w:tc>
-        <w:tc>
-          <w:tcPr>
-            <w:tcW w:type="dxa" w:w="1304"/>
-            <w:shd w:val="clear" w:color="auto" w:fill="FFFFFF"/>
-            <w:tcBorders>
-              <w:top w:val="single" w:sz="4" w:space="0" w:color="000000"/>
-              <w:left w:val="single" w:sz="4" w:space="0" w:color="000000"/>
-              <w:bottom w:val="single" w:sz="4" w:space="0" w:color="000000"/>
-              <w:right w:val="single" w:sz="4" w:space="0" w:color="000000"/>
-            </w:tcBorders>
-            <w:vAlign w:val="center"/>
-          </w:tcPr>
-          <w:p>
-            <w:pPr>
-              <w:spacing w:before="40" w:after="40"/>
-              <w:jc w:val="left"/>
-            </w:pPr>
-            <w:r>
-              <w:rPr>
-                <w:rFonts w:ascii="Adani" w:hAnsi="Adani"/>
-                <w:b w:val="0"/>
-                <w:sz w:val="18"/>
-                <w:u w:val="none"/>
-              </w:rPr>
-              <w:t>22/04/2019</w:t>
-            </w:r>
-          </w:p>
-        </w:tc>
-      </w:tr>
-      <w:tr>
-        <w:tc>
-          <w:tcPr>
-            <w:tcW w:type="dxa" w:w="2268"/>
-            <w:shd w:val="clear" w:color="auto" w:fill="FFFFFF"/>
-            <w:tcBorders>
-              <w:top w:val="single" w:sz="4" w:space="0" w:color="000000"/>
-              <w:left w:val="single" w:sz="4" w:space="0" w:color="000000"/>
-              <w:bottom w:val="single" w:sz="4" w:space="0" w:color="000000"/>
-              <w:right w:val="single" w:sz="4" w:space="0" w:color="000000"/>
-            </w:tcBorders>
-            <w:vAlign w:val="center"/>
-          </w:tcPr>
-          <w:p>
-            <w:pPr>
-              <w:spacing w:before="40" w:after="40"/>
-              <w:jc w:val="left"/>
-            </w:pPr>
-            <w:r>
-              <w:rPr>
-                <w:rFonts w:ascii="Adani" w:hAnsi="Adani"/>
-                <w:b w:val="0"/>
-                <w:sz w:val="18"/>
-                <w:u w:val="none"/>
-              </w:rPr>
-              <w:t>U01403GJ2015PLC083090</w:t>
-            </w:r>
-          </w:p>
-        </w:tc>
-        <w:tc>
-          <w:tcPr>
-            <w:tcW w:type="dxa" w:w="4252"/>
-            <w:shd w:val="clear" w:color="auto" w:fill="FFFFFF"/>
-            <w:tcBorders>
-              <w:top w:val="single" w:sz="4" w:space="0" w:color="000000"/>
-              <w:left w:val="single" w:sz="4" w:space="0" w:color="000000"/>
-              <w:bottom w:val="single" w:sz="4" w:space="0" w:color="000000"/>
-              <w:right w:val="single" w:sz="4" w:space="0" w:color="000000"/>
-            </w:tcBorders>
-            <w:vAlign w:val="center"/>
-          </w:tcPr>
-          <w:p>
-            <w:pPr>
-              <w:spacing w:before="40" w:after="40"/>
-              <w:jc w:val="left"/>
-            </w:pPr>
-            <w:r>
-              <w:rPr>
-                <w:rFonts w:ascii="Adani" w:hAnsi="Adani"/>
-                <w:b w:val="0"/>
-                <w:sz w:val="18"/>
-                <w:u w:val="none"/>
-              </w:rPr>
-              <w:t>SHANTI SAGAR INTERNATIONAL DREDGING LIMITED</w:t>
-            </w:r>
-          </w:p>
-        </w:tc>
-        <w:tc>
-          <w:tcPr>
-            <w:tcW w:type="dxa" w:w="1587"/>
-            <w:shd w:val="clear" w:color="auto" w:fill="FFFFFF"/>
-            <w:tcBorders>
-              <w:top w:val="single" w:sz="4" w:space="0" w:color="000000"/>
-              <w:left w:val="single" w:sz="4" w:space="0" w:color="000000"/>
-              <w:bottom w:val="single" w:sz="4" w:space="0" w:color="000000"/>
-              <w:right w:val="single" w:sz="4" w:space="0" w:color="000000"/>
-            </w:tcBorders>
-            <w:vAlign w:val="center"/>
-          </w:tcPr>
-          <w:p>
-            <w:pPr>
-              <w:spacing w:before="40" w:after="40"/>
-              <w:jc w:val="left"/>
-            </w:pPr>
-            <w:r>
-              <w:rPr>
-                <w:rFonts w:ascii="Adani" w:hAnsi="Adani"/>
-                <w:b w:val="0"/>
-                <w:sz w:val="18"/>
-                <w:u w:val="none"/>
-              </w:rPr>
-              <w:t>Director</w:t>
-            </w:r>
-          </w:p>
-        </w:tc>
-        <w:tc>
-          <w:tcPr>
-            <w:tcW w:type="dxa" w:w="1304"/>
-            <w:shd w:val="clear" w:color="auto" w:fill="FFFFFF"/>
-            <w:tcBorders>
-              <w:top w:val="single" w:sz="4" w:space="0" w:color="000000"/>
-              <w:left w:val="single" w:sz="4" w:space="0" w:color="000000"/>
-              <w:bottom w:val="single" w:sz="4" w:space="0" w:color="000000"/>
-              <w:right w:val="single" w:sz="4" w:space="0" w:color="000000"/>
-            </w:tcBorders>
-            <w:vAlign w:val="center"/>
-          </w:tcPr>
-          <w:p>
-            <w:pPr>
-              <w:spacing w:before="40" w:after="40"/>
-              <w:jc w:val="left"/>
-            </w:pPr>
-            <w:r>
-              <w:rPr>
-                <w:rFonts w:ascii="Adani" w:hAnsi="Adani"/>
-                <w:b w:val="0"/>
-                <w:sz w:val="18"/>
-                <w:u w:val="none"/>
-              </w:rPr>
-              <w:t>03/08/2018</w:t>
-            </w:r>
-          </w:p>
-        </w:tc>
-      </w:tr>
-      <w:tr>
-        <w:tc>
-          <w:tcPr>
-            <w:tcW w:type="dxa" w:w="2268"/>
-            <w:shd w:val="clear" w:color="auto" w:fill="FFFFFF"/>
-            <w:tcBorders>
-              <w:top w:val="single" w:sz="4" w:space="0" w:color="000000"/>
-              <w:left w:val="single" w:sz="4" w:space="0" w:color="000000"/>
-              <w:bottom w:val="single" w:sz="4" w:space="0" w:color="000000"/>
-              <w:right w:val="single" w:sz="4" w:space="0" w:color="000000"/>
-            </w:tcBorders>
-            <w:vAlign w:val="center"/>
-          </w:tcPr>
-          <w:p>
-            <w:pPr>
-              <w:spacing w:before="40" w:after="40"/>
-              <w:jc w:val="left"/>
-            </w:pPr>
-            <w:r>
-              <w:rPr>
-                <w:rFonts w:ascii="Adani" w:hAnsi="Adani"/>
-                <w:b w:val="0"/>
-                <w:sz w:val="18"/>
-                <w:u w:val="none"/>
-              </w:rPr>
-              <w:t>U74110GJ2018PLC102451</w:t>
-            </w:r>
-          </w:p>
-        </w:tc>
-        <w:tc>
-          <w:tcPr>
-            <w:tcW w:type="dxa" w:w="4252"/>
-            <w:shd w:val="clear" w:color="auto" w:fill="FFFFFF"/>
-            <w:tcBorders>
-              <w:top w:val="single" w:sz="4" w:space="0" w:color="000000"/>
-              <w:left w:val="single" w:sz="4" w:space="0" w:color="000000"/>
-              <w:bottom w:val="single" w:sz="4" w:space="0" w:color="000000"/>
-              <w:right w:val="single" w:sz="4" w:space="0" w:color="000000"/>
-            </w:tcBorders>
-            <w:vAlign w:val="center"/>
-          </w:tcPr>
-          <w:p>
-            <w:pPr>
-              <w:spacing w:before="40" w:after="40"/>
-              <w:jc w:val="left"/>
-            </w:pPr>
-            <w:r>
-              <w:rPr>
-                <w:rFonts w:ascii="Adani" w:hAnsi="Adani"/>
-                <w:b w:val="0"/>
-                <w:sz w:val="18"/>
-                <w:u w:val="none"/>
-              </w:rPr>
-              <w:t>MUNDRA CRUDE OIL TERMINAL LIMITED</w:t>
-            </w:r>
-          </w:p>
-        </w:tc>
-        <w:tc>
-          <w:tcPr>
-            <w:tcW w:type="dxa" w:w="1587"/>
-            <w:shd w:val="clear" w:color="auto" w:fill="FFFFFF"/>
-            <w:tcBorders>
-              <w:top w:val="single" w:sz="4" w:space="0" w:color="000000"/>
-              <w:left w:val="single" w:sz="4" w:space="0" w:color="000000"/>
-              <w:bottom w:val="single" w:sz="4" w:space="0" w:color="000000"/>
-              <w:right w:val="single" w:sz="4" w:space="0" w:color="000000"/>
-            </w:tcBorders>
-            <w:vAlign w:val="center"/>
-          </w:tcPr>
-          <w:p>
-            <w:pPr>
-              <w:spacing w:before="40" w:after="40"/>
-              <w:jc w:val="left"/>
-            </w:pPr>
-            <w:r>
-              <w:rPr>
-                <w:rFonts w:ascii="Adani" w:hAnsi="Adani"/>
-                <w:b w:val="0"/>
-                <w:sz w:val="18"/>
-                <w:u w:val="none"/>
-              </w:rPr>
-              <w:t>Director</w:t>
-            </w:r>
-          </w:p>
-        </w:tc>
-        <w:tc>
-          <w:tcPr>
-            <w:tcW w:type="dxa" w:w="1304"/>
-            <w:shd w:val="clear" w:color="auto" w:fill="FFFFFF"/>
-            <w:tcBorders>
-              <w:top w:val="single" w:sz="4" w:space="0" w:color="000000"/>
-              <w:left w:val="single" w:sz="4" w:space="0" w:color="000000"/>
-              <w:bottom w:val="single" w:sz="4" w:space="0" w:color="000000"/>
-              <w:right w:val="single" w:sz="4" w:space="0" w:color="000000"/>
-            </w:tcBorders>
-            <w:vAlign w:val="center"/>
-          </w:tcPr>
-          <w:p>
-            <w:pPr>
-              <w:spacing w:before="40" w:after="40"/>
-              <w:jc w:val="left"/>
-            </w:pPr>
-            <w:r>
-              <w:rPr>
-                <w:rFonts w:ascii="Adani" w:hAnsi="Adani"/>
-                <w:b w:val="0"/>
-                <w:sz w:val="18"/>
-                <w:u w:val="none"/>
-              </w:rPr>
-              <w:t>21/05/2018</w:t>
-            </w:r>
-          </w:p>
-        </w:tc>
-      </w:tr>
-      <w:tr>
-        <w:tc>
-          <w:tcPr>
-            <w:tcW w:type="dxa" w:w="2268"/>
-            <w:shd w:val="clear" w:color="auto" w:fill="FFFFFF"/>
-            <w:tcBorders>
-              <w:top w:val="single" w:sz="4" w:space="0" w:color="000000"/>
-              <w:left w:val="single" w:sz="4" w:space="0" w:color="000000"/>
-              <w:bottom w:val="single" w:sz="4" w:space="0" w:color="000000"/>
-              <w:right w:val="single" w:sz="4" w:space="0" w:color="000000"/>
-            </w:tcBorders>
-            <w:vAlign w:val="center"/>
-          </w:tcPr>
-          <w:p>
-            <w:pPr>
-              <w:spacing w:before="40" w:after="40"/>
-              <w:jc w:val="left"/>
-            </w:pPr>
-            <w:r>
-              <w:rPr>
-                <w:rFonts w:ascii="Adani" w:hAnsi="Adani"/>
-                <w:b w:val="0"/>
-                <w:sz w:val="18"/>
-                <w:u w:val="none"/>
-              </w:rPr>
-              <w:t>U63020GJ2012PLC069972</w:t>
-            </w:r>
-          </w:p>
-        </w:tc>
-        <w:tc>
-          <w:tcPr>
-            <w:tcW w:type="dxa" w:w="4252"/>
-            <w:shd w:val="clear" w:color="auto" w:fill="FFFFFF"/>
-            <w:tcBorders>
-              <w:top w:val="single" w:sz="4" w:space="0" w:color="000000"/>
-              <w:left w:val="single" w:sz="4" w:space="0" w:color="000000"/>
-              <w:bottom w:val="single" w:sz="4" w:space="0" w:color="000000"/>
-              <w:right w:val="single" w:sz="4" w:space="0" w:color="000000"/>
-            </w:tcBorders>
-            <w:vAlign w:val="center"/>
-          </w:tcPr>
-          <w:p>
-            <w:pPr>
-              <w:spacing w:before="40" w:after="40"/>
-              <w:jc w:val="left"/>
-            </w:pPr>
-            <w:r>
-              <w:rPr>
-                <w:rFonts w:ascii="Adani" w:hAnsi="Adani"/>
-                <w:b w:val="0"/>
-                <w:sz w:val="18"/>
-                <w:u w:val="none"/>
-              </w:rPr>
-              <w:t>ADANI WAREHOUSING SERVICES LIMITED</w:t>
-            </w:r>
-          </w:p>
-        </w:tc>
-        <w:tc>
-          <w:tcPr>
-            <w:tcW w:type="dxa" w:w="1587"/>
-            <w:shd w:val="clear" w:color="auto" w:fill="FFFFFF"/>
-            <w:tcBorders>
-              <w:top w:val="single" w:sz="4" w:space="0" w:color="000000"/>
-              <w:left w:val="single" w:sz="4" w:space="0" w:color="000000"/>
-              <w:bottom w:val="single" w:sz="4" w:space="0" w:color="000000"/>
-              <w:right w:val="single" w:sz="4" w:space="0" w:color="000000"/>
-            </w:tcBorders>
-            <w:vAlign w:val="center"/>
-          </w:tcPr>
-          <w:p>
-            <w:pPr>
-              <w:spacing w:before="40" w:after="40"/>
-              <w:jc w:val="left"/>
-            </w:pPr>
-            <w:r>
-              <w:rPr>
-                <w:rFonts w:ascii="Adani" w:hAnsi="Adani"/>
-                <w:b w:val="0"/>
-                <w:sz w:val="18"/>
-                <w:u w:val="none"/>
-              </w:rPr>
-              <w:t>Director</w:t>
-            </w:r>
-          </w:p>
-        </w:tc>
-        <w:tc>
-          <w:tcPr>
-            <w:tcW w:type="dxa" w:w="1304"/>
-            <w:shd w:val="clear" w:color="auto" w:fill="FFFFFF"/>
-            <w:tcBorders>
-              <w:top w:val="single" w:sz="4" w:space="0" w:color="000000"/>
-              <w:left w:val="single" w:sz="4" w:space="0" w:color="000000"/>
-              <w:bottom w:val="single" w:sz="4" w:space="0" w:color="000000"/>
-              <w:right w:val="single" w:sz="4" w:space="0" w:color="000000"/>
-            </w:tcBorders>
-            <w:vAlign w:val="center"/>
-          </w:tcPr>
-          <w:p>
-            <w:pPr>
-              <w:spacing w:before="40" w:after="40"/>
-              <w:jc w:val="left"/>
-            </w:pPr>
-            <w:r>
-              <w:rPr>
-                <w:rFonts w:ascii="Adani" w:hAnsi="Adani"/>
-                <w:b w:val="0"/>
-                <w:sz w:val="18"/>
-                <w:u w:val="none"/>
-              </w:rPr>
-              <w:t>02/05/2018</w:t>
             </w:r>
           </w:p>
         </w:tc>

--- a/Backend/Director_Disclosure/Output_Disclosures/2024-25/DHAMRA_INFRASTRUCTURE_LIMITED/MBP-1/MBP1_PRANAV_CHOUDHARY_08123475.docx
+++ b/Backend/Director_Disclosure/Output_Disclosures/2024-25/DHAMRA_INFRASTRUCTURE_LIMITED/MBP-1/MBP1_PRANAV_CHOUDHARY_08123475.docx
@@ -2414,7 +2414,7 @@
                 <w:sz w:val="18"/>
                 <w:u w:val="none"/>
               </w:rPr>
-              <w:t>Date:   15th May, 2026</w:t>
+              <w:t>Date:   27th May, 2026</w:t>
             </w:r>
           </w:p>
         </w:tc>
@@ -3451,7 +3451,7 @@
                 <w:sz w:val="18"/>
                 <w:u w:val="none"/>
               </w:rPr>
-              <w:t>Date:   15th May, 2026</w:t>
+              <w:t>Date:   27th May, 2026</w:t>
             </w:r>
           </w:p>
         </w:tc>
@@ -3612,7 +3612,7 @@
           <w:sz w:val="20"/>
           <w:u w:val="none"/>
         </w:rPr>
-        <w:t>15th May, 2026</w:t>
+        <w:t>27th May, 2026</w:t>
       </w:r>
     </w:p>
     <w:p>
